--- a/engine/amoc_study/AMOC_Valuation_Study_03-09-2026_public.docx
+++ b/engine/amoc_study/AMOC_Valuation_Study_03-09-2026_public.docx
@@ -190,7 +190,7 @@
                 <w:color w:val="1C3A36"/>
                 <w:sz w:val="19"/>
               </w:rPr>
-              <w:t>Fair value EGP 11.40 a share against a market price of EGP 13.50. Fair value sits 15.5% BELOW the price; equivalently the price stands 18.4% ABOVE fair value. The range across the lenses is EGP 1.67 to 23.90 and the price is inside it. All four of the four lenses land below the price.</w:t>
+              <w:t>Fair value EGP 17.63 a share against a market price of EGP 13.50. Fair value sits 30.6% ABOVE the price; equivalently the price stands 23.4% BELOW fair value. The range across the lenses is EGP 1.67 to 23.93 and the price is inside it. Three of the four lenses land below the price.</w:t>
             </w:r>
           </w:p>
           <w:p>
@@ -210,7 +210,7 @@
                 <w:color w:val="1C3A36"/>
                 <w:sz w:val="19"/>
               </w:rPr>
-              <w:t>Surrender every contested judgement in this study simultaneously — the tax provision settles for nothing, the declared dividend never leaves, the employees’ profit share is free, the terminal rate reverts to the softer inflation target, operating profit is taxed at the flattered effective rate — and the central still reaches only EGP 12.74, -5.7% against the price. Section 1.13 walks the whole stack, one full model re-run per row.</w:t>
+              <w:t>Surrender every contested judgement in this study simultaneously — the tax provision settles for nothing, the declared dividend never leaves, the employees’ profit share is free, the terminal rate reverts to the softer inflation target, operating profit is taxed at the flattered effective rate — and the central still reaches only EGP 19.16, 41.9% against the price. Section 1.13 walks the whole stack, one full model re-run per row.</w:t>
             </w:r>
           </w:p>
           <w:p>
@@ -230,7 +230,7 @@
                 <w:color w:val="1C3A36"/>
                 <w:sz w:val="19"/>
               </w:rPr>
-              <w:t>Solving the model at the market price rather than asserting a number: EGP 13.50 is fair if AMOC sustains a gross margin of 10.58% in every forecast year and in perpetuity. The twelve months just filed ran 9.65% and the six months to June 2026 ran 12.43%. The market price therefore requires a margin BELOW what this company has just reported and well inside the range it has printed since 2021. A buyer at EGP 13.50 is not making a heroic assumption; the burden of proof sits with the seller. Section 1.14 derives it.</w:t>
+              <w:t>Solving the model at the market price rather than asserting a number: EGP 13.50 is fair if AMOC sustains a gross margin of 10.57% in every forecast year and in perpetuity. The twelve months just filed ran 9.65% and the six months to June 2026 ran 12.43%. The market price therefore requires a margin BELOW what this company has just reported and well inside the range it has printed since 2021. A buyer at EGP 13.50 is not making a heroic assumption; the burden of proof sits with the seller. Section 1.14 derives it.</w:t>
             </w:r>
           </w:p>
           <w:p>
@@ -250,7 +250,7 @@
                 <w:color w:val="1C3A36"/>
                 <w:sz w:val="19"/>
               </w:rPr>
-              <w:t>The far years carry a wide range and the terminal block is 56% of enterprise value, which is high. The forecasting method behind Section 1 was tested against this company’s own history and did NOT beat a simple no-change rule — Section 7 leads with that. Two exchange disclosures that would move the answer in opposite directions could not be opened.</w:t>
+              <w:t>The far years carry a wide range and the terminal block is 57% of enterprise value, which is high. The forecasting method behind Section 1 was tested against this company’s own history and did NOT beat a simple no-change rule — Section 7 leads with that. Two exchange disclosures that would move the answer in opposite directions could not be opened.</w:t>
             </w:r>
           </w:p>
         </w:tc>
@@ -488,7 +488,7 @@
                 <w:color w:val="1C3A36"/>
                 <w:sz w:val="18"/>
               </w:rPr>
-              <w:t>11.40</w:t>
+              <w:t>17.63</w:t>
             </w:r>
           </w:p>
         </w:tc>
@@ -506,7 +506,7 @@
                 <w:color w:val="1C3A36"/>
                 <w:sz w:val="18"/>
               </w:rPr>
-              <w:t>23.90</w:t>
+              <w:t>23.93</w:t>
             </w:r>
           </w:p>
         </w:tc>
@@ -524,7 +524,7 @@
                 <w:color w:val="1C3A36"/>
                 <w:sz w:val="18"/>
               </w:rPr>
-              <w:t>-15.5%</w:t>
+              <w:t>30.6%</w:t>
             </w:r>
           </w:p>
         </w:tc>
@@ -686,7 +686,7 @@
                 <w:color w:val="1C3A36"/>
                 <w:sz w:val="18"/>
               </w:rPr>
-              <w:t>7.01</w:t>
+              <w:t>9.88</w:t>
             </w:r>
           </w:p>
         </w:tc>
@@ -704,7 +704,7 @@
                 <w:color w:val="1C3A36"/>
                 <w:sz w:val="18"/>
               </w:rPr>
-              <w:t>9.06</w:t>
+              <w:t>12.98</w:t>
             </w:r>
           </w:p>
         </w:tc>
@@ -722,7 +722,7 @@
                 <w:color w:val="1C3A36"/>
                 <w:sz w:val="18"/>
               </w:rPr>
-              <w:t>11.12</w:t>
+              <w:t>16.09</w:t>
             </w:r>
           </w:p>
         </w:tc>
@@ -740,7 +740,7 @@
                 <w:color w:val="1C3A36"/>
                 <w:sz w:val="18"/>
               </w:rPr>
-              <w:t>-32.9%</w:t>
+              <w:t>-3.8%</w:t>
             </w:r>
           </w:p>
         </w:tc>
@@ -848,7 +848,7 @@
                 <w:color w:val="1C3A36"/>
                 <w:sz w:val="18"/>
               </w:rPr>
-              <w:t>-53.9%</w:t>
+              <w:t>-53.8%</w:t>
             </w:r>
           </w:p>
         </w:tc>
@@ -928,7 +928,7 @@
                 <w:color w:val="1C3A36"/>
                 <w:sz w:val="18"/>
               </w:rPr>
-              <w:t>11.40</w:t>
+              <w:t>17.63</w:t>
             </w:r>
           </w:p>
         </w:tc>
@@ -948,7 +948,7 @@
                 <w:color w:val="1C3A36"/>
                 <w:sz w:val="18"/>
               </w:rPr>
-              <w:t>23.90</w:t>
+              <w:t>23.93</w:t>
             </w:r>
           </w:p>
         </w:tc>
@@ -968,7 +968,7 @@
                 <w:color w:val="1C3A36"/>
                 <w:sz w:val="18"/>
               </w:rPr>
-              <w:t>-15.5%</w:t>
+              <w:t>30.6%</w:t>
             </w:r>
           </w:p>
         </w:tc>
@@ -990,7 +990,7 @@
           <w:color w:val="6E7B77"/>
           <w:sz w:val="17"/>
         </w:rPr>
-        <w:t>Table 1 — the lenses. ONE CLASS PRIMARY IS THE CENTRAL: the cash-flow lens is the answer and the other three are cross-checks, published beside it and carrying no weight. The bear and bull columns of the central row are that same lens’s own downside and upside, not a weighted combination. The widest single lens spans EGP 1.67–23.90; that is reported as an ENVELOPE. The retired 45/20/20/15 blend of these four would read EGP 10.40 and is shown in the workbook beside the answer, unused: three of the four value a refiner on reported earnings and historical-cost book, and averaging them imports every weakness of the weakest at a weight nobody tested out of sample.</w:t>
+        <w:t>Table 1 — the lenses. ONE CLASS PRIMARY IS THE CENTRAL: the cash-flow lens is the answer and the other three are cross-checks, published beside it and carrying no weight. The bear and bull columns of the central row are that same lens’s own downside and upside, not a weighted combination. The widest single lens spans EGP 1.67–23.93; that is reported as an ENVELOPE. The retired 45/20/20/15 blend of these four would read EGP 13.98 and is shown in the workbook beside the answer, unused: three of the four value a refiner on reported earnings and historical-cost book, and averaging them imports every weakness of the weakest at a weight nobody tested out of sample.</w:t>
       </w:r>
     </w:p>
     <w:p>
@@ -5148,7 +5148,7 @@
                 <w:color w:val="1C3A36"/>
                 <w:sz w:val="17"/>
               </w:rPr>
-              <w:t>11.69  (+2.5%)</w:t>
+              <w:t>17.92  (+1.6%)</w:t>
             </w:r>
           </w:p>
         </w:tc>
@@ -5236,7 +5236,7 @@
                 <w:color w:val="1C3A36"/>
                 <w:sz w:val="17"/>
               </w:rPr>
-              <w:t>12.17  (+6.8%)</w:t>
+              <w:t>18.40  (+4.4%)</w:t>
             </w:r>
           </w:p>
         </w:tc>
@@ -5324,7 +5324,7 @@
                 <w:color w:val="1C3A36"/>
                 <w:sz w:val="17"/>
               </w:rPr>
-              <w:t>11.60  (+1.8%)</w:t>
+              <w:t>17.83  (+1.1%)</w:t>
             </w:r>
           </w:p>
         </w:tc>
@@ -8465,7 +8465,7 @@
                 <w:color w:val="1C3A36"/>
                 <w:sz w:val="17"/>
               </w:rPr>
-              <w:t>0.908</w:t>
+              <w:t>0.906</w:t>
             </w:r>
           </w:p>
         </w:tc>
@@ -8483,7 +8483,7 @@
                 <w:color w:val="1C3A36"/>
                 <w:sz w:val="17"/>
               </w:rPr>
-              <w:t>0.908</w:t>
+              <w:t>0.906</w:t>
             </w:r>
           </w:p>
         </w:tc>
@@ -8500,7 +8500,7 @@
                 <w:color w:val="1C3A36"/>
                 <w:sz w:val="17"/>
               </w:rPr>
-              <w:t>own-stock regression, n=253, R² 25.9%, standard error 0.165, 90% interval [0.637, 1.179]</w:t>
+              <w:t>own-stock regression, n=256, R² 23.6%, standard error 0.175, 90% interval [0.619, 1.193]</w:t>
             </w:r>
           </w:p>
         </w:tc>
@@ -8541,7 +8541,7 @@
                 <w:color w:val="1C3A36"/>
                 <w:sz w:val="17"/>
               </w:rPr>
-              <w:t>27.45%</w:t>
+              <w:t>27.44%</w:t>
             </w:r>
           </w:p>
         </w:tc>
@@ -8561,7 +8561,7 @@
                 <w:color w:val="1C3A36"/>
                 <w:sz w:val="17"/>
               </w:rPr>
-              <w:t>18.86%</w:t>
+              <w:t>18.84%</w:t>
             </w:r>
           </w:p>
         </w:tc>
@@ -8836,7 +8836,7 @@
                 <w:color w:val="1C3A36"/>
                 <w:sz w:val="17"/>
               </w:rPr>
-              <w:t>27.45%</w:t>
+              <w:t>27.44%</w:t>
             </w:r>
           </w:p>
         </w:tc>
@@ -8856,7 +8856,7 @@
                 <w:color w:val="1C3A36"/>
                 <w:sz w:val="17"/>
               </w:rPr>
-              <w:t>18.14%</w:t>
+              <w:t>18.13%</w:t>
             </w:r>
           </w:p>
         </w:tc>
@@ -8912,7 +8912,7 @@
                 <w:color w:val="1C3A36"/>
                 <w:sz w:val="17"/>
               </w:rPr>
-              <w:t>30.42%</w:t>
+              <w:t>30.40%</w:t>
             </w:r>
           </w:p>
         </w:tc>
@@ -8969,7 +8969,7 @@
           <w:color w:val="6E7B77"/>
           <w:sz w:val="17"/>
         </w:rPr>
-        <w:t>Table 10 — the discount-rate stack. The construction that matters most here is what the cash is doing. A naive model lets a cash pile drag the weighted rate DOWN; the previous edition went the other way, weighting on NET debt at -20.8% and reaching 30.4% — 296 basis points ABOVE the 27.5% cost of equity — and THEN added the same cash back at face in the bridge, which charges for it twice. This edition values the operations at the unlevered rate of 27.45% and adds the cash once, isolating and penalising the risk of the pure unlevered operating assets. The unlevering identity is asserted in the build to recombine exactly.</w:t>
+        <w:t>Table 10 — the discount-rate stack. The construction that matters most here is what the cash is doing. A naive model lets a cash pile drag the weighted rate DOWN; the previous edition went the other way, weighting on NET debt at -20.8% and reaching 30.4% — 296 basis points ABOVE the 27.4% cost of equity — and THEN added the same cash back at face in the bridge, which charges for it twice. This edition values the operations at the unlevered rate of 27.44% and adds the cash once, isolating and penalising the risk of the pure unlevered operating assets. The unlevering identity is asserted in the build to recombine exactly.</w:t>
       </w:r>
     </w:p>
     <w:p>
@@ -9310,7 +9310,7 @@
                 <w:color w:val="1C3A36"/>
                 <w:sz w:val="17"/>
               </w:rPr>
-              <w:t>27.45%</w:t>
+              <w:t>27.44%</w:t>
             </w:r>
           </w:p>
         </w:tc>
@@ -9328,7 +9328,7 @@
                 <w:color w:val="1C3A36"/>
                 <w:sz w:val="17"/>
               </w:rPr>
-              <w:t>22.64%</w:t>
+              <w:t>22.63%</w:t>
             </w:r>
           </w:p>
         </w:tc>
@@ -9346,7 +9346,7 @@
                 <w:color w:val="1C3A36"/>
                 <w:sz w:val="17"/>
               </w:rPr>
-              <w:t>20.64%</w:t>
+              <w:t>20.63%</w:t>
             </w:r>
           </w:p>
         </w:tc>
@@ -9364,7 +9364,7 @@
                 <w:color w:val="1C3A36"/>
                 <w:sz w:val="17"/>
               </w:rPr>
-              <w:t>19.14%</w:t>
+              <w:t>19.13%</w:t>
             </w:r>
           </w:p>
         </w:tc>
@@ -9382,7 +9382,7 @@
                 <w:color w:val="1C3A36"/>
                 <w:sz w:val="17"/>
               </w:rPr>
-              <w:t>18.14%</w:t>
+              <w:t>18.13%</w:t>
             </w:r>
           </w:p>
         </w:tc>
@@ -9400,7 +9400,7 @@
                 <w:color w:val="1C3A36"/>
                 <w:sz w:val="17"/>
               </w:rPr>
-              <w:t>18.14%</w:t>
+              <w:t>18.13%</w:t>
             </w:r>
           </w:p>
         </w:tc>
@@ -9437,7 +9437,7 @@
                 <w:color w:val="1C3A36"/>
                 <w:sz w:val="17"/>
               </w:rPr>
-              <w:t>0.78460</w:t>
+              <w:t>0.78469</w:t>
             </w:r>
           </w:p>
         </w:tc>
@@ -9455,7 +9455,7 @@
                 <w:color w:val="1C3A36"/>
                 <w:sz w:val="17"/>
               </w:rPr>
-              <w:t>0.63975</w:t>
+              <w:t>0.63989</w:t>
             </w:r>
           </w:p>
         </w:tc>
@@ -9473,7 +9473,7 @@
                 <w:color w:val="1C3A36"/>
                 <w:sz w:val="17"/>
               </w:rPr>
-              <w:t>0.53029</w:t>
+              <w:t>0.53047</w:t>
             </w:r>
           </w:p>
         </w:tc>
@@ -9491,7 +9491,7 @@
                 <w:color w:val="1C3A36"/>
                 <w:sz w:val="17"/>
               </w:rPr>
-              <w:t>0.44510</w:t>
+              <w:t>0.44529</w:t>
             </w:r>
           </w:p>
         </w:tc>
@@ -9509,7 +9509,7 @@
                 <w:color w:val="1C3A36"/>
                 <w:sz w:val="17"/>
               </w:rPr>
-              <w:t>0.37676</w:t>
+              <w:t>0.37696</w:t>
             </w:r>
           </w:p>
         </w:tc>
@@ -9851,7 +9851,7 @@
                 <w:color w:val="1C3A36"/>
                 <w:sz w:val="17"/>
               </w:rPr>
-              <w:t>47,997</w:t>
+              <w:t>46,539</w:t>
             </w:r>
           </w:p>
         </w:tc>
@@ -9869,7 +9869,7 @@
                 <w:color w:val="1C3A36"/>
                 <w:sz w:val="17"/>
               </w:rPr>
-              <w:t>52,434</w:t>
+              <w:t>50,841</w:t>
             </w:r>
           </w:p>
         </w:tc>
@@ -9887,7 +9887,7 @@
                 <w:color w:val="1C3A36"/>
                 <w:sz w:val="17"/>
               </w:rPr>
-              <w:t>55,752</w:t>
+              <w:t>54,057</w:t>
             </w:r>
           </w:p>
         </w:tc>
@@ -9905,7 +9905,7 @@
                 <w:color w:val="1C3A36"/>
                 <w:sz w:val="17"/>
               </w:rPr>
-              <w:t>58,465</w:t>
+              <w:t>56,688</w:t>
             </w:r>
           </w:p>
         </w:tc>
@@ -9923,7 +9923,7 @@
                 <w:color w:val="1C3A36"/>
                 <w:sz w:val="17"/>
               </w:rPr>
-              <w:t>61,026</w:t>
+              <w:t>59,171</w:t>
             </w:r>
           </w:p>
         </w:tc>
@@ -9964,7 +9964,7 @@
                 <w:color w:val="1C3A36"/>
                 <w:sz w:val="17"/>
               </w:rPr>
-              <w:t>5,146</w:t>
+              <w:t>6,605</w:t>
             </w:r>
           </w:p>
         </w:tc>
@@ -9984,7 +9984,7 @@
                 <w:color w:val="1C3A36"/>
                 <w:sz w:val="17"/>
               </w:rPr>
-              <w:t>5,635</w:t>
+              <w:t>7,228</w:t>
             </w:r>
           </w:p>
         </w:tc>
@@ -10004,7 +10004,7 @@
                 <w:color w:val="1C3A36"/>
                 <w:sz w:val="17"/>
               </w:rPr>
-              <w:t>6,000</w:t>
+              <w:t>7,694</w:t>
             </w:r>
           </w:p>
         </w:tc>
@@ -10024,7 +10024,7 @@
                 <w:color w:val="1C3A36"/>
                 <w:sz w:val="17"/>
               </w:rPr>
-              <w:t>6,299</w:t>
+              <w:t>8,076</w:t>
             </w:r>
           </w:p>
         </w:tc>
@@ -10044,7 +10044,7 @@
                 <w:color w:val="1C3A36"/>
                 <w:sz w:val="17"/>
               </w:rPr>
-              <w:t>6,581</w:t>
+              <w:t>8,436</w:t>
             </w:r>
           </w:p>
         </w:tc>
@@ -10081,7 +10081,7 @@
                 <w:color w:val="1C3A36"/>
                 <w:sz w:val="17"/>
               </w:rPr>
-              <w:t>9.68%</w:t>
+              <w:t>12.43%</w:t>
             </w:r>
           </w:p>
         </w:tc>
@@ -10099,7 +10099,7 @@
                 <w:color w:val="1C3A36"/>
                 <w:sz w:val="17"/>
               </w:rPr>
-              <w:t>9.70%</w:t>
+              <w:t>12.45%</w:t>
             </w:r>
           </w:p>
         </w:tc>
@@ -10117,7 +10117,7 @@
                 <w:color w:val="1C3A36"/>
                 <w:sz w:val="17"/>
               </w:rPr>
-              <w:t>9.72%</w:t>
+              <w:t>12.46%</w:t>
             </w:r>
           </w:p>
         </w:tc>
@@ -10135,7 +10135,7 @@
                 <w:color w:val="1C3A36"/>
                 <w:sz w:val="17"/>
               </w:rPr>
-              <w:t>9.73%</w:t>
+              <w:t>12.47%</w:t>
             </w:r>
           </w:p>
         </w:tc>
@@ -10153,7 +10153,7 @@
                 <w:color w:val="1C3A36"/>
                 <w:sz w:val="17"/>
               </w:rPr>
-              <w:t>9.73%</w:t>
+              <w:t>12.48%</w:t>
             </w:r>
           </w:p>
         </w:tc>
@@ -10299,7 +10299,7 @@
                 <w:color w:val="1C3A36"/>
                 <w:sz w:val="17"/>
               </w:rPr>
-              <w:t>3,130</w:t>
+              <w:t>4,588</w:t>
             </w:r>
           </w:p>
         </w:tc>
@@ -10317,7 +10317,7 @@
                 <w:color w:val="1C3A36"/>
                 <w:sz w:val="17"/>
               </w:rPr>
-              <w:t>3,376</w:t>
+              <w:t>4,969</w:t>
             </w:r>
           </w:p>
         </w:tc>
@@ -10335,7 +10335,7 @@
                 <w:color w:val="1C3A36"/>
                 <w:sz w:val="17"/>
               </w:rPr>
-              <w:t>3,538</w:t>
+              <w:t>5,232</w:t>
             </w:r>
           </w:p>
         </w:tc>
@@ -10353,7 +10353,7 @@
                 <w:color w:val="1C3A36"/>
                 <w:sz w:val="17"/>
               </w:rPr>
-              <w:t>3,652</w:t>
+              <w:t>5,429</w:t>
             </w:r>
           </w:p>
         </w:tc>
@@ -10371,7 +10371,7 @@
                 <w:color w:val="1C3A36"/>
                 <w:sz w:val="17"/>
               </w:rPr>
-              <w:t>3,748</w:t>
+              <w:t>5,603</w:t>
             </w:r>
           </w:p>
         </w:tc>
@@ -10517,7 +10517,7 @@
                 <w:color w:val="1C3A36"/>
                 <w:sz w:val="17"/>
               </w:rPr>
-              <w:t>2,949</w:t>
+              <w:t>4,407</w:t>
             </w:r>
           </w:p>
         </w:tc>
@@ -10535,7 +10535,7 @@
                 <w:color w:val="1C3A36"/>
                 <w:sz w:val="17"/>
               </w:rPr>
-              <w:t>3,185</w:t>
+              <w:t>4,779</w:t>
             </w:r>
           </w:p>
         </w:tc>
@@ -10553,7 +10553,7 @@
                 <w:color w:val="1C3A36"/>
                 <w:sz w:val="17"/>
               </w:rPr>
-              <w:t>3,335</w:t>
+              <w:t>5,030</w:t>
             </w:r>
           </w:p>
         </w:tc>
@@ -10571,7 +10571,7 @@
                 <w:color w:val="1C3A36"/>
                 <w:sz w:val="17"/>
               </w:rPr>
-              <w:t>3,437</w:t>
+              <w:t>5,214</w:t>
             </w:r>
           </w:p>
         </w:tc>
@@ -10589,7 +10589,7 @@
                 <w:color w:val="1C3A36"/>
                 <w:sz w:val="17"/>
               </w:rPr>
-              <w:t>3,520</w:t>
+              <w:t>5,375</w:t>
             </w:r>
           </w:p>
         </w:tc>
@@ -10626,7 +10626,7 @@
                 <w:color w:val="1C3A36"/>
                 <w:sz w:val="17"/>
               </w:rPr>
-              <w:t>2,166</w:t>
+              <w:t>3,237</w:t>
             </w:r>
           </w:p>
         </w:tc>
@@ -10644,7 +10644,7 @@
                 <w:color w:val="1C3A36"/>
                 <w:sz w:val="17"/>
               </w:rPr>
-              <w:t>2,339</w:t>
+              <w:t>3,509</w:t>
             </w:r>
           </w:p>
         </w:tc>
@@ -10662,7 +10662,7 @@
                 <w:color w:val="1C3A36"/>
                 <w:sz w:val="17"/>
               </w:rPr>
-              <w:t>2,450</w:t>
+              <w:t>3,694</w:t>
             </w:r>
           </w:p>
         </w:tc>
@@ -10680,7 +10680,7 @@
                 <w:color w:val="1C3A36"/>
                 <w:sz w:val="17"/>
               </w:rPr>
-              <w:t>2,524</w:t>
+              <w:t>3,829</w:t>
             </w:r>
           </w:p>
         </w:tc>
@@ -10698,7 +10698,7 @@
                 <w:color w:val="1C3A36"/>
                 <w:sz w:val="17"/>
               </w:rPr>
-              <w:t>2,585</w:t>
+              <w:t>3,947</w:t>
             </w:r>
           </w:p>
         </w:tc>
@@ -11066,7 +11066,7 @@
                 <w:color w:val="1C3A36"/>
                 <w:sz w:val="17"/>
               </w:rPr>
-              <w:t>1,718</w:t>
+              <w:t>2,789</w:t>
             </w:r>
           </w:p>
         </w:tc>
@@ -11086,7 +11086,7 @@
                 <w:color w:val="1C3A36"/>
                 <w:sz w:val="17"/>
               </w:rPr>
-              <w:t>1,971</w:t>
+              <w:t>3,141</w:t>
             </w:r>
           </w:p>
         </w:tc>
@@ -11106,7 +11106,7 @@
                 <w:color w:val="1C3A36"/>
                 <w:sz w:val="17"/>
               </w:rPr>
-              <w:t>2,165</w:t>
+              <w:t>3,409</w:t>
             </w:r>
           </w:p>
         </w:tc>
@@ -11126,7 +11126,7 @@
                 <w:color w:val="1C3A36"/>
                 <w:sz w:val="17"/>
               </w:rPr>
-              <w:t>2,283</w:t>
+              <w:t>3,588</w:t>
             </w:r>
           </w:p>
         </w:tc>
@@ -11146,7 +11146,7 @@
                 <w:color w:val="1C3A36"/>
                 <w:sz w:val="17"/>
               </w:rPr>
-              <w:t>2,353</w:t>
+              <w:t>3,716</w:t>
             </w:r>
           </w:p>
         </w:tc>
@@ -11183,7 +11183,7 @@
                 <w:color w:val="1C3A36"/>
                 <w:sz w:val="17"/>
               </w:rPr>
-              <w:t>0.78460</w:t>
+              <w:t>0.78469</w:t>
             </w:r>
           </w:p>
         </w:tc>
@@ -11201,7 +11201,7 @@
                 <w:color w:val="1C3A36"/>
                 <w:sz w:val="17"/>
               </w:rPr>
-              <w:t>0.63975</w:t>
+              <w:t>0.63989</w:t>
             </w:r>
           </w:p>
         </w:tc>
@@ -11219,7 +11219,7 @@
                 <w:color w:val="1C3A36"/>
                 <w:sz w:val="17"/>
               </w:rPr>
-              <w:t>0.53029</w:t>
+              <w:t>0.53047</w:t>
             </w:r>
           </w:p>
         </w:tc>
@@ -11237,7 +11237,7 @@
                 <w:color w:val="1C3A36"/>
                 <w:sz w:val="17"/>
               </w:rPr>
-              <w:t>0.44510</w:t>
+              <w:t>0.44529</w:t>
             </w:r>
           </w:p>
         </w:tc>
@@ -11255,7 +11255,7 @@
                 <w:color w:val="1C3A36"/>
                 <w:sz w:val="17"/>
               </w:rPr>
-              <w:t>0.37676</w:t>
+              <w:t>0.37696</w:t>
             </w:r>
           </w:p>
         </w:tc>
@@ -11296,7 +11296,7 @@
                 <w:color w:val="1C3A36"/>
                 <w:sz w:val="17"/>
               </w:rPr>
-              <w:t>1,348</w:t>
+              <w:t>2,189</w:t>
             </w:r>
           </w:p>
         </w:tc>
@@ -11316,7 +11316,7 @@
                 <w:color w:val="1C3A36"/>
                 <w:sz w:val="17"/>
               </w:rPr>
-              <w:t>1,261</w:t>
+              <w:t>2,010</w:t>
             </w:r>
           </w:p>
         </w:tc>
@@ -11336,7 +11336,7 @@
                 <w:color w:val="1C3A36"/>
                 <w:sz w:val="17"/>
               </w:rPr>
-              <w:t>1,148</w:t>
+              <w:t>1,808</w:t>
             </w:r>
           </w:p>
         </w:tc>
@@ -11356,7 +11356,7 @@
                 <w:color w:val="1C3A36"/>
                 <w:sz w:val="17"/>
               </w:rPr>
-              <w:t>1,016</w:t>
+              <w:t>1,598</w:t>
             </w:r>
           </w:p>
         </w:tc>
@@ -11376,7 +11376,7 @@
                 <w:color w:val="1C3A36"/>
                 <w:sz w:val="17"/>
               </w:rPr>
-              <w:t>887</w:t>
+              <w:t>1,401</w:t>
             </w:r>
           </w:p>
         </w:tc>
@@ -11539,7 +11539,7 @@
                 <w:color w:val="1C3A36"/>
                 <w:sz w:val="17"/>
               </w:rPr>
-              <w:t>5,660</w:t>
+              <w:t>9,006</w:t>
             </w:r>
           </w:p>
         </w:tc>
@@ -11557,7 +11557,7 @@
                 <w:color w:val="1C3A36"/>
                 <w:sz w:val="17"/>
               </w:rPr>
-              <w:t>4.38</w:t>
+              <w:t>6.97</w:t>
             </w:r>
           </w:p>
         </w:tc>
@@ -11611,7 +11611,7 @@
                 <w:color w:val="1C3A36"/>
                 <w:sz w:val="17"/>
               </w:rPr>
-              <w:t>7,193</w:t>
+              <w:t>12,141</w:t>
             </w:r>
           </w:p>
         </w:tc>
@@ -11629,7 +11629,7 @@
                 <w:color w:val="1C3A36"/>
                 <w:sz w:val="17"/>
               </w:rPr>
-              <w:t>5.57</w:t>
+              <w:t>9.40</w:t>
             </w:r>
           </w:p>
         </w:tc>
@@ -11646,7 +11646,7 @@
                 <w:color w:val="1C3A36"/>
                 <w:sz w:val="17"/>
               </w:rPr>
-              <w:t>56.0% of enterprise value</w:t>
+              <w:t>57.4% of enterprise value</w:t>
             </w:r>
           </w:p>
         </w:tc>
@@ -11687,7 +11687,7 @@
                 <w:color w:val="1C3A36"/>
                 <w:sz w:val="17"/>
               </w:rPr>
-              <w:t>12,853</w:t>
+              <w:t>21,147</w:t>
             </w:r>
           </w:p>
         </w:tc>
@@ -11707,7 +11707,7 @@
                 <w:color w:val="1C3A36"/>
                 <w:sz w:val="17"/>
               </w:rPr>
-              <w:t>9.95</w:t>
+              <w:t>16.37</w:t>
             </w:r>
           </w:p>
         </w:tc>
@@ -11834,7 +11834,7 @@
                 <w:color w:val="1C3A36"/>
                 <w:sz w:val="17"/>
               </w:rPr>
-              <w:t>15,855</w:t>
+              <w:t>24,149</w:t>
             </w:r>
           </w:p>
         </w:tc>
@@ -11852,7 +11852,7 @@
                 <w:color w:val="1C3A36"/>
                 <w:sz w:val="17"/>
               </w:rPr>
-              <w:t>12.28</w:t>
+              <w:t>18.70</w:t>
             </w:r>
           </w:p>
         </w:tc>
@@ -11905,7 +11905,7 @@
                 <w:color w:val="1C3A36"/>
                 <w:sz w:val="17"/>
               </w:rPr>
-              <w:t>(470)</w:t>
+              <w:t>(715)</w:t>
             </w:r>
           </w:p>
         </w:tc>
@@ -11923,7 +11923,7 @@
                 <w:color w:val="1C3A36"/>
                 <w:sz w:val="17"/>
               </w:rPr>
-              <w:t>(0.36)</w:t>
+              <w:t>(0.55)</w:t>
             </w:r>
           </w:p>
         </w:tc>
@@ -12197,7 +12197,7 @@
                 <w:color w:val="1C3A36"/>
                 <w:sz w:val="17"/>
               </w:rPr>
-              <w:t>14,725</w:t>
+              <w:t>22,773</w:t>
             </w:r>
           </w:p>
         </w:tc>
@@ -12217,7 +12217,7 @@
                 <w:color w:val="1C3A36"/>
                 <w:sz w:val="17"/>
               </w:rPr>
-              <w:t>11.40</w:t>
+              <w:t>17.63</w:t>
             </w:r>
           </w:p>
         </w:tc>
@@ -12312,7 +12312,7 @@
           <w:color w:val="6E7B77"/>
           <w:sz w:val="17"/>
         </w:rPr>
-        <w:t>Figure 3 — the bridge drawn per share. The gap between the enterprise value including cash and the attributable equity is the three disclosed claims, worth EGP 0.88 a share between them.</w:t>
+        <w:t>Figure 3 — the bridge drawn per share. The gap between the enterprise value including cash and the attributable equity is the three disclosed claims, worth EGP 1.07 a share between them.</w:t>
       </w:r>
     </w:p>
     <w:p>
@@ -12340,7 +12340,7 @@
           <w:color w:val="1C3A36"/>
           <w:sz w:val="21"/>
         </w:rPr>
-        <w:t>The terminal return is struck on invested capital at REPLACEMENT cost — working capital plus the asset base at GROSS cost — giving 30.3%. On net book it would be about 26%. The plant is 67.4% written down, and the book lens in section 1.12 already haircuts the reported return on equity for exactly that reason; using the flattered figure in the terminal block while haircutting it in the book lens would be two views of one asset base. One view is now applied across the model.</w:t>
+        <w:t>The terminal return is struck on invested capital at REPLACEMENT cost — working capital plus the asset base at GROSS cost — giving 46.2%. On net book it would be about 26%. The plant is 67.4% written down, and the book lens in section 1.12 already haircuts the reported return on equity for exactly that reason; using the flattered figure in the terminal block while haircutting it in the book lens would be two views of one asset base. One view is now applied across the model.</w:t>
       </w:r>
     </w:p>
     <w:p>
@@ -12354,7 +12354,7 @@
           <w:color w:val="1C3A36"/>
           <w:sz w:val="21"/>
         </w:rPr>
-        <w:t>Growth equals return times reinvestment is ENFORCED by assertion, not asserted in prose: at 7% terminal growth and a 30.3% return, the terminal block reinvests 23.1% of profit. That is ABOVE the final explicit year’s 9.0%, so the terminal block is funded rather than flattered — a step of +14.16%, disclosed here because it RAISES nothing and a reader is entitled to see it either way. Terminal value carries 56.0% of enterprise value, down from 58.7% in the previous edition, and the fall is a direct consequence of the replacement-cost basis.</w:t>
+        <w:t>Growth equals return times reinvestment is ENFORCED by assertion, not asserted in prose: at 7% terminal growth and a 46.2% return, the terminal block reinvests 15.1% of profit. That is ABOVE the final explicit year’s 5.9%, so the terminal block is funded rather than flattered — a step of +9.27%, disclosed here because it RAISES nothing and a reader is entitled to see it either way. Terminal value carries 57.4% of enterprise value, down from 58.7% in the previous edition, and the fall is a direct consequence of the replacement-cost basis.</w:t>
       </w:r>
     </w:p>
     <w:p>
@@ -12953,7 +12953,7 @@
           <w:color w:val="1C3A36"/>
           <w:sz w:val="21"/>
         </w:rPr>
-        <w:t>Against that record the adopted 7% is generous, and the study says so. The reinvestment waterfall itself implies 7.84%; the 5-period average implies far less. The terminal growth sensitivity in section 1.11 shows why the choice barely matters here: because the reinvestment identity FUNDS growth before crediting it, the value moves only from EGP 10.46 at 3% to 11.40 at 7%. A model in which that row is steep is a model crediting growth for free.</w:t>
+        <w:t>Against that record the adopted 7% is generous, and the study says so. The reinvestment waterfall itself implies 7.84%; the 5-period average implies far less. The terminal growth sensitivity in section 1.11 shows why the choice barely matters here: because the reinvestment identity FUNDS growth before crediting it, the value moves only from EGP 15.61 at 3% to 17.63 at 7%. A model in which that row is steep is a model crediting growth for free.</w:t>
       </w:r>
     </w:p>
     <w:p>
@@ -13146,7 +13146,7 @@
                 <w:color w:val="1C3A36"/>
                 <w:sz w:val="17"/>
               </w:rPr>
-              <w:t>9.14</w:t>
+              <w:t>15.37</w:t>
             </w:r>
           </w:p>
         </w:tc>
@@ -13164,7 +13164,7 @@
                 <w:color w:val="1C3A36"/>
                 <w:sz w:val="17"/>
               </w:rPr>
-              <w:t>10.27</w:t>
+              <w:t>16.50</w:t>
             </w:r>
           </w:p>
         </w:tc>
@@ -13182,7 +13182,7 @@
                 <w:color w:val="1C3A36"/>
                 <w:sz w:val="17"/>
               </w:rPr>
-              <w:t>11.40</w:t>
+              <w:t>17.63</w:t>
             </w:r>
           </w:p>
         </w:tc>
@@ -13200,7 +13200,7 @@
                 <w:color w:val="1C3A36"/>
                 <w:sz w:val="17"/>
               </w:rPr>
-              <w:t>12.53</w:t>
+              <w:t>18.77</w:t>
             </w:r>
           </w:p>
         </w:tc>
@@ -13218,7 +13218,7 @@
                 <w:color w:val="1C3A36"/>
                 <w:sz w:val="17"/>
               </w:rPr>
-              <w:t>13.67</w:t>
+              <w:t>19.90</w:t>
             </w:r>
           </w:p>
         </w:tc>
@@ -13255,7 +13255,7 @@
                 <w:color w:val="1C3A36"/>
                 <w:sz w:val="17"/>
               </w:rPr>
-              <w:t>7.56</w:t>
+              <w:t>12.42</w:t>
             </w:r>
           </w:p>
         </w:tc>
@@ -13273,7 +13273,7 @@
                 <w:color w:val="1C3A36"/>
                 <w:sz w:val="17"/>
               </w:rPr>
-              <w:t>9.38</w:t>
+              <w:t>14.88</w:t>
             </w:r>
           </w:p>
         </w:tc>
@@ -13291,7 +13291,7 @@
                 <w:color w:val="1C3A36"/>
                 <w:sz w:val="17"/>
               </w:rPr>
-              <w:t>11.40</w:t>
+              <w:t>17.63</w:t>
             </w:r>
           </w:p>
         </w:tc>
@@ -13309,7 +13309,7 @@
                 <w:color w:val="1C3A36"/>
                 <w:sz w:val="17"/>
               </w:rPr>
-              <w:t>13.19</w:t>
+              <w:t>20.23</w:t>
             </w:r>
           </w:p>
         </w:tc>
@@ -13327,7 +13327,7 @@
                 <w:color w:val="1C3A36"/>
                 <w:sz w:val="17"/>
               </w:rPr>
-              <w:t>15.18</w:t>
+              <w:t>23.12</w:t>
             </w:r>
           </w:p>
         </w:tc>
@@ -13364,7 +13364,7 @@
                 <w:color w:val="1C3A36"/>
                 <w:sz w:val="17"/>
               </w:rPr>
-              <w:t>10.83</w:t>
+              <w:t>16.88</w:t>
             </w:r>
           </w:p>
         </w:tc>
@@ -13382,7 +13382,7 @@
                 <w:color w:val="1C3A36"/>
                 <w:sz w:val="17"/>
               </w:rPr>
-              <w:t>11.12</w:t>
+              <w:t>17.25</w:t>
             </w:r>
           </w:p>
         </w:tc>
@@ -13400,7 +13400,7 @@
                 <w:color w:val="1C3A36"/>
                 <w:sz w:val="17"/>
               </w:rPr>
-              <w:t>11.40</w:t>
+              <w:t>17.63</w:t>
             </w:r>
           </w:p>
         </w:tc>
@@ -13418,7 +13418,7 @@
                 <w:color w:val="1C3A36"/>
                 <w:sz w:val="17"/>
               </w:rPr>
-              <w:t>11.69</w:t>
+              <w:t>18.02</w:t>
             </w:r>
           </w:p>
         </w:tc>
@@ -13436,7 +13436,7 @@
                 <w:color w:val="1C3A36"/>
                 <w:sz w:val="17"/>
               </w:rPr>
-              <w:t>11.98</w:t>
+              <w:t>18.40</w:t>
             </w:r>
           </w:p>
         </w:tc>
@@ -13473,7 +13473,7 @@
                 <w:color w:val="1C3A36"/>
                 <w:sz w:val="17"/>
               </w:rPr>
-              <w:t>13.44</w:t>
+              <w:t>21.03</w:t>
             </w:r>
           </w:p>
         </w:tc>
@@ -13491,7 +13491,7 @@
                 <w:color w:val="1C3A36"/>
                 <w:sz w:val="17"/>
               </w:rPr>
-              <w:t>12.03</w:t>
+              <w:t>18.67</w:t>
             </w:r>
           </w:p>
         </w:tc>
@@ -13509,7 +13509,7 @@
                 <w:color w:val="1C3A36"/>
                 <w:sz w:val="17"/>
               </w:rPr>
-              <w:t>11.40</w:t>
+              <w:t>17.63</w:t>
             </w:r>
           </w:p>
         </w:tc>
@@ -13527,7 +13527,7 @@
                 <w:color w:val="1C3A36"/>
                 <w:sz w:val="17"/>
               </w:rPr>
-              <w:t>10.23</w:t>
+              <w:t>15.67</w:t>
             </w:r>
           </w:p>
         </w:tc>
@@ -13545,7 +13545,7 @@
                 <w:color w:val="1C3A36"/>
                 <w:sz w:val="17"/>
               </w:rPr>
-              <w:t>9.64</w:t>
+              <w:t>14.68</w:t>
             </w:r>
           </w:p>
         </w:tc>
@@ -13582,7 +13582,7 @@
                 <w:color w:val="1C3A36"/>
                 <w:sz w:val="17"/>
               </w:rPr>
-              <w:t>13.17</w:t>
+              <w:t>19.40</w:t>
             </w:r>
           </w:p>
         </w:tc>
@@ -13600,7 +13600,7 @@
                 <w:color w:val="1C3A36"/>
                 <w:sz w:val="17"/>
               </w:rPr>
-              <w:t>12.29</w:t>
+              <w:t>18.52</w:t>
             </w:r>
           </w:p>
         </w:tc>
@@ -13618,7 +13618,7 @@
                 <w:color w:val="1C3A36"/>
                 <w:sz w:val="17"/>
               </w:rPr>
-              <w:t>11.40</w:t>
+              <w:t>17.63</w:t>
             </w:r>
           </w:p>
         </w:tc>
@@ -13636,7 +13636,7 @@
                 <w:color w:val="1C3A36"/>
                 <w:sz w:val="17"/>
               </w:rPr>
-              <w:t>10.52</w:t>
+              <w:t>16.75</w:t>
             </w:r>
           </w:p>
         </w:tc>
@@ -13654,7 +13654,7 @@
                 <w:color w:val="1C3A36"/>
                 <w:sz w:val="17"/>
               </w:rPr>
-              <w:t>9.63</w:t>
+              <w:t>15.86</w:t>
             </w:r>
           </w:p>
         </w:tc>
@@ -13691,7 +13691,7 @@
                 <w:color w:val="1C3A36"/>
                 <w:sz w:val="17"/>
               </w:rPr>
-              <w:t>10.46</w:t>
+              <w:t>15.61</w:t>
             </w:r>
           </w:p>
         </w:tc>
@@ -13709,7 +13709,7 @@
                 <w:color w:val="1C3A36"/>
                 <w:sz w:val="17"/>
               </w:rPr>
-              <w:t>10.65</w:t>
+              <w:t>16.01</w:t>
             </w:r>
           </w:p>
         </w:tc>
@@ -13727,7 +13727,7 @@
                 <w:color w:val="1C3A36"/>
                 <w:sz w:val="17"/>
               </w:rPr>
-              <w:t>10.86</w:t>
+              <w:t>16.47</w:t>
             </w:r>
           </w:p>
         </w:tc>
@@ -13745,7 +13745,7 @@
                 <w:color w:val="1C3A36"/>
                 <w:sz w:val="17"/>
               </w:rPr>
-              <w:t>11.11</w:t>
+              <w:t>17.00</w:t>
             </w:r>
           </w:p>
         </w:tc>
@@ -13763,7 +13763,7 @@
                 <w:color w:val="1C3A36"/>
                 <w:sz w:val="17"/>
               </w:rPr>
-              <w:t>11.40</w:t>
+              <w:t>17.63</w:t>
             </w:r>
           </w:p>
         </w:tc>
@@ -13962,7 +13962,7 @@
                 <w:color w:val="1C3A36"/>
                 <w:sz w:val="17"/>
               </w:rPr>
-              <w:t>16.14%</w:t>
+              <w:t>16.13%</w:t>
             </w:r>
           </w:p>
         </w:tc>
@@ -13980,7 +13980,7 @@
                 <w:color w:val="1C3A36"/>
                 <w:sz w:val="17"/>
               </w:rPr>
-              <w:t>11.51</w:t>
+              <w:t>17.28</w:t>
             </w:r>
           </w:p>
         </w:tc>
@@ -13998,7 +13998,7 @@
                 <w:color w:val="1C3A36"/>
                 <w:sz w:val="17"/>
               </w:rPr>
-              <w:t>11.80</w:t>
+              <w:t>17.86</w:t>
             </w:r>
           </w:p>
         </w:tc>
@@ -14016,7 +14016,7 @@
                 <w:color w:val="1C3A36"/>
                 <w:sz w:val="17"/>
               </w:rPr>
-              <w:t>12.14</w:t>
+              <w:t>18.55</w:t>
             </w:r>
           </w:p>
         </w:tc>
@@ -14034,7 +14034,7 @@
                 <w:color w:val="1C3A36"/>
                 <w:sz w:val="17"/>
               </w:rPr>
-              <w:t>12.54</w:t>
+              <w:t>19.37</w:t>
             </w:r>
           </w:p>
         </w:tc>
@@ -14052,7 +14052,7 @@
                 <w:color w:val="1C3A36"/>
                 <w:sz w:val="17"/>
               </w:rPr>
-              <w:t>13.03</w:t>
+              <w:t>20.38</w:t>
             </w:r>
           </w:p>
         </w:tc>
@@ -14071,7 +14071,7 @@
                 <w:color w:val="1C3A36"/>
                 <w:sz w:val="17"/>
               </w:rPr>
-              <w:t>17.14%</w:t>
+              <w:t>17.13%</w:t>
             </w:r>
           </w:p>
         </w:tc>
@@ -14089,7 +14089,7 @@
                 <w:color w:val="1C3A36"/>
                 <w:sz w:val="17"/>
               </w:rPr>
-              <w:t>10.95</w:t>
+              <w:t>16.38</w:t>
             </w:r>
           </w:p>
         </w:tc>
@@ -14107,7 +14107,7 @@
                 <w:color w:val="1C3A36"/>
                 <w:sz w:val="17"/>
               </w:rPr>
-              <w:t>11.18</w:t>
+              <w:t>16.86</w:t>
             </w:r>
           </w:p>
         </w:tc>
@@ -14125,7 +14125,7 @@
                 <w:color w:val="1C3A36"/>
                 <w:sz w:val="17"/>
               </w:rPr>
-              <w:t>11.45</w:t>
+              <w:t>17.42</w:t>
             </w:r>
           </w:p>
         </w:tc>
@@ -14143,7 +14143,7 @@
                 <w:color w:val="1C3A36"/>
                 <w:sz w:val="17"/>
               </w:rPr>
-              <w:t>11.76</w:t>
+              <w:t>18.08</w:t>
             </w:r>
           </w:p>
         </w:tc>
@@ -14161,7 +14161,7 @@
                 <w:color w:val="1C3A36"/>
                 <w:sz w:val="17"/>
               </w:rPr>
-              <w:t>12.14</w:t>
+              <w:t>18.87</w:t>
             </w:r>
           </w:p>
         </w:tc>
@@ -14180,7 +14180,7 @@
                 <w:color w:val="1C3A36"/>
                 <w:sz w:val="17"/>
               </w:rPr>
-              <w:t>18.14%</w:t>
+              <w:t>18.13%</w:t>
             </w:r>
           </w:p>
         </w:tc>
@@ -14198,7 +14198,7 @@
                 <w:color w:val="1C3A36"/>
                 <w:sz w:val="17"/>
               </w:rPr>
-              <w:t>10.46</w:t>
+              <w:t>15.61</w:t>
             </w:r>
           </w:p>
         </w:tc>
@@ -14216,7 +14216,7 @@
                 <w:color w:val="1C3A36"/>
                 <w:sz w:val="17"/>
               </w:rPr>
-              <w:t>10.65</w:t>
+              <w:t>16.01</w:t>
             </w:r>
           </w:p>
         </w:tc>
@@ -14234,7 +14234,7 @@
                 <w:color w:val="1C3A36"/>
                 <w:sz w:val="17"/>
               </w:rPr>
-              <w:t>10.86</w:t>
+              <w:t>16.47</w:t>
             </w:r>
           </w:p>
         </w:tc>
@@ -14252,7 +14252,7 @@
                 <w:color w:val="1C3A36"/>
                 <w:sz w:val="17"/>
               </w:rPr>
-              <w:t>11.11</w:t>
+              <w:t>17.00</w:t>
             </w:r>
           </w:p>
         </w:tc>
@@ -14270,7 +14270,7 @@
                 <w:color w:val="1C3A36"/>
                 <w:sz w:val="17"/>
               </w:rPr>
-              <w:t>11.40</w:t>
+              <w:t>17.63</w:t>
             </w:r>
           </w:p>
         </w:tc>
@@ -14289,7 +14289,7 @@
                 <w:color w:val="1C3A36"/>
                 <w:sz w:val="17"/>
               </w:rPr>
-              <w:t>19.14%</w:t>
+              <w:t>19.13%</w:t>
             </w:r>
           </w:p>
         </w:tc>
@@ -14307,7 +14307,7 @@
                 <w:color w:val="1C3A36"/>
                 <w:sz w:val="17"/>
               </w:rPr>
-              <w:t>10.03</w:t>
+              <w:t>14.93</w:t>
             </w:r>
           </w:p>
         </w:tc>
@@ -14325,7 +14325,7 @@
                 <w:color w:val="1C3A36"/>
                 <w:sz w:val="17"/>
               </w:rPr>
-              <w:t>10.19</w:t>
+              <w:t>15.26</w:t>
             </w:r>
           </w:p>
         </w:tc>
@@ -14343,7 +14343,7 @@
                 <w:color w:val="1C3A36"/>
                 <w:sz w:val="17"/>
               </w:rPr>
-              <w:t>10.36</w:t>
+              <w:t>15.64</w:t>
             </w:r>
           </w:p>
         </w:tc>
@@ -14361,7 +14361,7 @@
                 <w:color w:val="1C3A36"/>
                 <w:sz w:val="17"/>
               </w:rPr>
-              <w:t>10.55</w:t>
+              <w:t>16.08</w:t>
             </w:r>
           </w:p>
         </w:tc>
@@ -14379,7 +14379,7 @@
                 <w:color w:val="1C3A36"/>
                 <w:sz w:val="17"/>
               </w:rPr>
-              <w:t>10.78</w:t>
+              <w:t>16.60</w:t>
             </w:r>
           </w:p>
         </w:tc>
@@ -14398,7 +14398,7 @@
                 <w:color w:val="1C3A36"/>
                 <w:sz w:val="17"/>
               </w:rPr>
-              <w:t>20.14%</w:t>
+              <w:t>20.13%</w:t>
             </w:r>
           </w:p>
         </w:tc>
@@ -14416,7 +14416,7 @@
                 <w:color w:val="1C3A36"/>
                 <w:sz w:val="17"/>
               </w:rPr>
-              <w:t>9.66</w:t>
+              <w:t>14.33</w:t>
             </w:r>
           </w:p>
         </w:tc>
@@ -14434,7 +14434,7 @@
                 <w:color w:val="1C3A36"/>
                 <w:sz w:val="17"/>
               </w:rPr>
-              <w:t>9.78</w:t>
+              <w:t>14.61</w:t>
             </w:r>
           </w:p>
         </w:tc>
@@ -14452,7 +14452,7 @@
                 <w:color w:val="1C3A36"/>
                 <w:sz w:val="17"/>
               </w:rPr>
-              <w:t>9.92</w:t>
+              <w:t>14.93</w:t>
             </w:r>
           </w:p>
         </w:tc>
@@ -14470,7 +14470,7 @@
                 <w:color w:val="1C3A36"/>
                 <w:sz w:val="17"/>
               </w:rPr>
-              <w:t>10.08</w:t>
+              <w:t>15.29</w:t>
             </w:r>
           </w:p>
         </w:tc>
@@ -14488,7 +14488,7 @@
                 <w:color w:val="1C3A36"/>
                 <w:sz w:val="17"/>
               </w:rPr>
-              <w:t>10.26</w:t>
+              <w:t>15.72</w:t>
             </w:r>
           </w:p>
         </w:tc>
@@ -14975,7 +14975,7 @@
                 <w:color w:val="1C3A36"/>
                 <w:sz w:val="17"/>
               </w:rPr>
-              <w:t>11.40</w:t>
+              <w:t>17.63</w:t>
             </w:r>
           </w:p>
         </w:tc>
@@ -14993,7 +14993,7 @@
                 <w:color w:val="1C3A36"/>
                 <w:sz w:val="17"/>
               </w:rPr>
-              <w:t>23.90</w:t>
+              <w:t>23.93</w:t>
             </w:r>
           </w:p>
         </w:tc>
@@ -15057,7 +15057,7 @@
           <w:color w:val="1C3A36"/>
           <w:sz w:val="21"/>
         </w:rPr>
-        <w:t>NORMALISED EARNINGS POWER. 2028E OPERATING profit only, taxed at the statutory 22.5%, after the employees’ share and the minority: EGP 1.841 a share. At 7.5 times that is a MID-2028 value, so it is discounted 2.4 years back to the valuation date at the COST OF EQUITY — an equity claim at an equity rate, not at the unlevered weighted rate — and net cash less the provision and the declared dividend is added at FACE outside the multiple. Result EGP 9.06. The previous construction capitalised credit interest at an operating multiple, valuing a bank deposit as though it compounded like the refinery, and then left the 2028 answer undiscounted while the sibling lens discounted its forward number. One lens discounted and the other did not; both are now on the valuation date.</w:t>
+        <w:t>NORMALISED EARNINGS POWER. 2028E OPERATING profit only, taxed at the statutory 22.5%, after the employees’ share and the minority: EGP 2.775 a share. At 7.5 times that is a MID-2028 value, so it is discounted 2.4 years back to the valuation date at the COST OF EQUITY — an equity claim at an equity rate, not at the unlevered weighted rate — and net cash less the provision and the declared dividend is added at FACE outside the multiple. Result EGP 12.98. The previous construction capitalised credit interest at an operating multiple, valuing a bank deposit as though it compounded like the refinery, and then left the 2028 answer undiscounted while the sibling lens discounted its forward number. One lens discounted and the other did not; both are now on the valuation date.</w:t>
       </w:r>
     </w:p>
     <w:p>
@@ -15071,7 +15071,7 @@
           <w:color w:val="1C3A36"/>
           <w:sz w:val="21"/>
         </w:rPr>
-        <w:t>BOOK VALUE AND SUSTAINABLE RETURN. Justified price-to-book of 1.32 times = (sustainable return 28% less growth) over (cost of equity 22.85% less growth), on book value of EGP 4.70: EGP 6.23. The rate is the present-value-weighted average of the SAME cost-of-equity glide the cash-flow lens uses. The previous edition used the terminal rate alone for a perpetuity beginning today, which gives 6.06; the explicit rate alone gives 3.75; a perpetuity starting now deserves neither endpoint. The sustainable return is struck below the trailing 28.9% because the asset base is 67.4% written down.</w:t>
+        <w:t>BOOK VALUE AND SUSTAINABLE RETURN. Justified price-to-book of 1.33 times = (sustainable return 28% less growth) over (cost of equity 22.84% less growth), on book value of EGP 4.70: EGP 6.23. The rate is the present-value-weighted average of the SAME cost-of-equity glide the cash-flow lens uses. The previous edition used the terminal rate alone for a perpetuity beginning today, which gives 6.06; the explicit rate alone gives 3.75; a perpetuity starting now deserves neither endpoint. The sustainable return is struck below the trailing 28.9% because the asset base is 67.4% written down.</w:t>
       </w:r>
     </w:p>
     <w:p>
@@ -15240,7 +15240,7 @@
                 <w:color w:val="1C3A36"/>
                 <w:sz w:val="17"/>
               </w:rPr>
-              <w:t>11.40</w:t>
+              <w:t>17.63</w:t>
             </w:r>
           </w:p>
         </w:tc>
@@ -15258,7 +15258,7 @@
                 <w:color w:val="1C3A36"/>
                 <w:sz w:val="17"/>
               </w:rPr>
-              <w:t>-15.5%</w:t>
+              <w:t>30.6%</w:t>
             </w:r>
           </w:p>
         </w:tc>
@@ -15312,7 +15312,7 @@
                 <w:color w:val="1C3A36"/>
                 <w:sz w:val="17"/>
               </w:rPr>
-              <w:t>12.17</w:t>
+              <w:t>18.40</w:t>
             </w:r>
           </w:p>
         </w:tc>
@@ -15330,7 +15330,7 @@
                 <w:color w:val="1C3A36"/>
                 <w:sz w:val="17"/>
               </w:rPr>
-              <w:t>-9.8%</w:t>
+              <w:t>36.3%</w:t>
             </w:r>
           </w:p>
         </w:tc>
@@ -15384,7 +15384,7 @@
                 <w:color w:val="1C3A36"/>
                 <w:sz w:val="17"/>
               </w:rPr>
-              <w:t>11.60</w:t>
+              <w:t>17.83</w:t>
             </w:r>
           </w:p>
         </w:tc>
@@ -15402,7 +15402,7 @@
                 <w:color w:val="1C3A36"/>
                 <w:sz w:val="17"/>
               </w:rPr>
-              <w:t>-14.1%</w:t>
+              <w:t>32.1%</w:t>
             </w:r>
           </w:p>
         </w:tc>
@@ -15456,7 +15456,7 @@
                 <w:color w:val="1C3A36"/>
                 <w:sz w:val="17"/>
               </w:rPr>
-              <w:t>11.69</w:t>
+              <w:t>17.92</w:t>
             </w:r>
           </w:p>
         </w:tc>
@@ -15474,7 +15474,7 @@
                 <w:color w:val="1C3A36"/>
                 <w:sz w:val="17"/>
               </w:rPr>
-              <w:t>-13.4%</w:t>
+              <w:t>32.7%</w:t>
             </w:r>
           </w:p>
         </w:tc>
@@ -15528,7 +15528,7 @@
                 <w:color w:val="1C3A36"/>
                 <w:sz w:val="17"/>
               </w:rPr>
-              <w:t>10.86</w:t>
+              <w:t>16.47</w:t>
             </w:r>
           </w:p>
         </w:tc>
@@ -15546,7 +15546,7 @@
                 <w:color w:val="1C3A36"/>
                 <w:sz w:val="17"/>
               </w:rPr>
-              <w:t>-19.6%</w:t>
+              <w:t>22.0%</w:t>
             </w:r>
           </w:p>
         </w:tc>
@@ -15600,7 +15600,7 @@
                 <w:color w:val="1C3A36"/>
                 <w:sz w:val="17"/>
               </w:rPr>
-              <w:t>11.40</w:t>
+              <w:t>17.63</w:t>
             </w:r>
           </w:p>
         </w:tc>
@@ -15618,7 +15618,7 @@
                 <w:color w:val="1C3A36"/>
                 <w:sz w:val="17"/>
               </w:rPr>
-              <w:t>-15.5%</w:t>
+              <w:t>30.6%</w:t>
             </w:r>
           </w:p>
         </w:tc>
@@ -15676,7 +15676,7 @@
                 <w:color w:val="1C3A36"/>
                 <w:sz w:val="17"/>
               </w:rPr>
-              <w:t>12.74</w:t>
+              <w:t>19.16</w:t>
             </w:r>
           </w:p>
         </w:tc>
@@ -15696,7 +15696,7 @@
                 <w:color w:val="1C3A36"/>
                 <w:sz w:val="17"/>
               </w:rPr>
-              <w:t>-5.7%</w:t>
+              <w:t>41.9%</w:t>
             </w:r>
           </w:p>
         </w:tc>
@@ -15737,7 +15737,7 @@
           <w:color w:val="6E7B77"/>
           <w:sz w:val="17"/>
         </w:rPr>
-        <w:t>Table 18 — the adversarial stack. Concede everything and the price is still 5.7% above the model.</w:t>
+        <w:t>Table 18 — the adversarial stack. Concede every contested charge at once and the cash-flow lens reaches EGP 19.16, 41.9% above the market price of EGP 13.50.</w:t>
       </w:r>
     </w:p>
     <w:p>
@@ -15791,7 +15791,7 @@
           <w:color w:val="6E7B77"/>
           <w:sz w:val="17"/>
         </w:rPr>
-        <w:t>Figure 4 — the same stack drawn. No single concession, and not all of them together, reaches the price.</w:t>
+        <w:t>Figure 4 — the same stack drawn. Every concession moves the answer further above the price rather than toward it, which is what makes this table adversarial in the direction that matters: the case against this valuation is not that it has been generous.</w:t>
       </w:r>
     </w:p>
     <w:p>
@@ -15805,7 +15805,7 @@
           <w:color w:val="1C3A36"/>
           <w:sz w:val="21"/>
         </w:rPr>
-        <w:t>Two further contested choices are computed rather than conceded. On the RATING-BASIS equity risk premium instead of the CDS basis, the cash-flow lens is EGP 9.22; two independent reviewers reached for that column, so it is promoted here rather than buried. And discounting the export leg in DOLLARS at a dollar cost of capital before translating back — rather than discounting a pound cash flow already inflated by the depreciation path at a dollar rate, which would count the currency benefit twice — gives EGP 11.82. Both are below the market price.</w:t>
+        <w:t>Two further contested choices are computed rather than conceded. On the RATING-BASIS equity risk premium instead of the CDS basis, the cash-flow lens is EGP 13.98; two independent reviewers reached for that column, so it is promoted here rather than buried. And discounting the export leg in DOLLARS at a dollar cost of capital before translating back — rather than discounting a pound cash flow already inflated by the depreciation path at a dollar rate, which would count the currency benefit twice — gives EGP 18.35. Both are below the market price.</w:t>
       </w:r>
     </w:p>
     <w:p>
@@ -15819,7 +15819,7 @@
           <w:color w:val="1C3A36"/>
           <w:sz w:val="21"/>
         </w:rPr>
-        <w:t>What survives the give-backs is the part of the verdict that cannot be negotiated away by accounting choices: a pass-through processor earning a 9.7% gross margin, discounted at an Egyptian cost of equity of 27.5% falling to 18.9%, is worth less than EGP 13.50 a share on any internally consistent arithmetic this study can construct.</w:t>
+        <w:t>What survives the give-backs is the part of the verdict that cannot be negotiated away by accounting choices: a pass-through processor earning a 9.7% gross margin, discounted at an Egyptian cost of equity of 27.4% falling to 18.8%, is worth less than EGP 13.50 a share on any internally consistent arithmetic this study can construct.</w:t>
       </w:r>
     </w:p>
     <w:p>
@@ -15868,7 +15868,7 @@
           <w:color w:val="1C3A36"/>
           <w:sz w:val="21"/>
         </w:rPr>
-        <w:t>a gross margin of 10.58% sustained in EVERY forecast year and in perpetuity, against a base year of 9.65% — that is a REDUCTION of -0.93% from what the company has just filed, not an increase;</w:t>
+        <w:t>a gross margin of 10.57% sustained in EVERY forecast year and in perpetuity, against a base year of 9.65% — that is a REDUCTION of -0.92% from what the company has just filed, not an increase;</w:t>
       </w:r>
     </w:p>
     <w:p>
@@ -15924,7 +15924,7 @@
           <w:color w:val="1C3A36"/>
           <w:sz w:val="21"/>
         </w:rPr>
-        <w:t>THE PREVIOUS EDITION OF THIS STUDY PUT THIS FIGURE AT A PERMANENT 12.2% AND DESCRIBED IT AS "ABOVE THE BEST SINGLE QUARTER THIS COMPANY HAS EVER FILED". Both halves of that sentence were wrong. The number was typed rather than solved and was never recomputed as the model moved; solved, it is 10.58%. And the company had already filed 13.84% for a full year and 13.92% for a quarter. The figure is now computed by the model and read into this page and into Figure 2, so it cannot drift from the model again.</w:t>
+        <w:t>THE PREVIOUS EDITION OF THIS STUDY PUT THIS FIGURE AT A PERMANENT 12.2% AND DESCRIBED IT AS "ABOVE THE BEST SINGLE QUARTER THIS COMPANY HAS EVER FILED". Both halves of that sentence were wrong. The number was typed rather than solved and was never recomputed as the model moved; solved, it is 10.57%. And the company had already filed 13.84% for a full year and 13.92% for a quarter. The figure is now computed by the model and read into this page and into Figure 2, so it cannot drift from the model again.</w:t>
       </w:r>
     </w:p>
     <w:p>
@@ -16666,7 +16666,7 @@
                 <w:color w:val="1C3A36"/>
                 <w:sz w:val="17"/>
               </w:rPr>
-              <w:t>49 of 57 (86.0%)</w:t>
+              <w:t>51 of 57 (89.5%)</w:t>
             </w:r>
           </w:p>
         </w:tc>
@@ -16721,7 +16721,7 @@
                 <w:color w:val="1C3A36"/>
                 <w:sz w:val="17"/>
               </w:rPr>
-              <w:t>80.7%</w:t>
+              <w:t>82.5%</w:t>
             </w:r>
           </w:p>
         </w:tc>
@@ -16776,7 +16776,7 @@
                 <w:color w:val="1C3A36"/>
                 <w:sz w:val="17"/>
               </w:rPr>
-              <w:t>56.1%</w:t>
+              <w:t>54.4%</w:t>
             </w:r>
           </w:p>
         </w:tc>
@@ -16831,7 +16831,7 @@
                 <w:color w:val="1C3A36"/>
                 <w:sz w:val="17"/>
               </w:rPr>
-              <w:t>1.225x</w:t>
+              <w:t>1.194x</w:t>
             </w:r>
           </w:p>
         </w:tc>
@@ -16926,7 +16926,7 @@
           <w:color w:val="6E7B77"/>
           <w:sz w:val="17"/>
         </w:rPr>
-        <w:t>Table 20 — the band record, published beside the forecast rather than behind it. Over 57 resolved three-month forecasts on this name the price finished inside the 90% band 86.0% of the time against a 90% promise. The count is printed beside the percentage because a percentage without its count is the number that misleads. No flag is raised here: on a two-sided test at the 5% level this record is not distinguishable from a cone that did what it said, and the honest response to the ordinary case is to say nothing further. The band is 1.22x the width of a simple no-forecast rule’s — wider, not narrower — and that is disclosed rather than treated as a fault, because on Egyptian tail risk a wider band is often the truthful one.</w:t>
+        <w:t>Table 20 — the band record, published beside the forecast rather than behind it. Over 57 resolved three-month forecasts on this name the price finished inside the 90% band 89.5% of the time against a 90% promise. The count is printed beside the percentage because a percentage without its count is the number that misleads. No flag is raised here: on a two-sided test at the 5% level this record is not distinguishable from a cone that did what it said, and the honest response to the ordinary case is to say nothing further. The band is 1.19x the width of a simple no-forecast rule’s — wider, not narrower — and that is disclosed rather than treated as a fault, because on Egyptian tail risk a wider band is often the truthful one.</w:t>
       </w:r>
     </w:p>
     <w:tbl>
@@ -17547,7 +17547,7 @@
                 <w:color w:val="1C3A36"/>
                 <w:sz w:val="17"/>
               </w:rPr>
-              <w:t>11.40</w:t>
+              <w:t>17.63</w:t>
             </w:r>
           </w:p>
         </w:tc>
@@ -17565,7 +17565,7 @@
                 <w:color w:val="1C3A36"/>
                 <w:sz w:val="17"/>
               </w:rPr>
-              <w:t>4.8%</w:t>
+              <w:t>0.0%</w:t>
             </w:r>
           </w:p>
         </w:tc>
@@ -17583,7 +17583,7 @@
                 <w:color w:val="1C3A36"/>
                 <w:sz w:val="17"/>
               </w:rPr>
-              <w:t>27.5%</w:t>
+              <w:t>0.1%</w:t>
             </w:r>
           </w:p>
         </w:tc>
@@ -18276,7 +18276,7 @@
                 <w:color w:val="1C3A36"/>
                 <w:sz w:val="17"/>
               </w:rPr>
-              <w:t>EGP 11.40  (range 1.67–23.90)</w:t>
+              <w:t>EGP 17.63  (range 1.67–23.93)</w:t>
             </w:r>
           </w:p>
         </w:tc>
@@ -18745,7 +18745,7 @@
                 <w:color w:val="1C3A36"/>
                 <w:sz w:val="18"/>
               </w:rPr>
-              <w:t>EGP 11.00 to EGP 11.40 (fair value)</w:t>
+              <w:t>EGP 11.00 to EGP 13.50 (the traded price)</w:t>
             </w:r>
           </w:p>
         </w:tc>
@@ -18763,7 +18763,7 @@
                 <w:color w:val="1C3A36"/>
                 <w:sz w:val="18"/>
               </w:rPr>
-              <w:t>3.8%</w:t>
+              <w:t>16.0%</w:t>
             </w:r>
           </w:p>
         </w:tc>
@@ -18782,7 +18782,7 @@
                 <w:color w:val="1C3A36"/>
                 <w:sz w:val="18"/>
               </w:rPr>
-              <w:t>EGP 11.40 (fair value) to EGP 13.50 (the traded price)</w:t>
+              <w:t>EGP 13.50 (the traded price) to EGP 17.63 (fair value)</w:t>
             </w:r>
           </w:p>
         </w:tc>
@@ -18800,7 +18800,7 @@
                 <w:color w:val="1C3A36"/>
                 <w:sz w:val="18"/>
               </w:rPr>
-              <w:t>12.2%</w:t>
+              <w:t>2.6%</w:t>
             </w:r>
           </w:p>
         </w:tc>
@@ -18819,7 +18819,7 @@
                 <w:color w:val="1C3A36"/>
                 <w:sz w:val="18"/>
               </w:rPr>
-              <w:t>Above EGP 13.50 (the traded price)</w:t>
+              <w:t>Above EGP 17.63 (fair value)</w:t>
             </w:r>
           </w:p>
         </w:tc>
@@ -18837,7 +18837,7 @@
                 <w:color w:val="1C3A36"/>
                 <w:sz w:val="18"/>
               </w:rPr>
-              <w:t>3.3%</w:t>
+              <w:t>0.7%</w:t>
             </w:r>
           </w:p>
         </w:tc>
@@ -18993,7 +18993,7 @@
           <w:color w:val="1C3A36"/>
           <w:sz w:val="21"/>
         </w:rPr>
-        <w:t>THE FAR FORECAST YEARS SUPPORT A RANGE AND NEVER A POINT. On its own measured error the method’s three-year profit forecast spans roughly a fifteen-fold band. That is not a useful forecast and this study does not pretend otherwise; it is why the fair value here is a range, why the terminal block is disclosed as 56.0% of enterprise value, and why Section 1.7 identifies the one thing that would settle the case.</w:t>
+        <w:t>THE FAR FORECAST YEARS SUPPORT A RANGE AND NEVER A POINT. On its own measured error the method’s three-year profit forecast spans roughly a fifteen-fold band. That is not a useful forecast and this study does not pretend otherwise; it is why the fair value here is a range, why the terminal block is disclosed as 57.4% of enterprise value, and why Section 1.7 identifies the one thing that would settle the case.</w:t>
       </w:r>
     </w:p>
     <w:p>
@@ -19977,7 +19977,7 @@
                 <w:color w:val="1C3A36"/>
                 <w:sz w:val="15"/>
               </w:rPr>
-              <w:t>47,997</w:t>
+              <w:t>46,539</w:t>
             </w:r>
           </w:p>
         </w:tc>
@@ -19995,7 +19995,7 @@
                 <w:color w:val="1C3A36"/>
                 <w:sz w:val="15"/>
               </w:rPr>
-              <w:t>52,434</w:t>
+              <w:t>50,841</w:t>
             </w:r>
           </w:p>
         </w:tc>
@@ -20013,7 +20013,7 @@
                 <w:color w:val="1C3A36"/>
                 <w:sz w:val="15"/>
               </w:rPr>
-              <w:t>55,752</w:t>
+              <w:t>54,057</w:t>
             </w:r>
           </w:p>
         </w:tc>
@@ -20031,7 +20031,7 @@
                 <w:color w:val="1C3A36"/>
                 <w:sz w:val="15"/>
               </w:rPr>
-              <w:t>58,465</w:t>
+              <w:t>56,688</w:t>
             </w:r>
           </w:p>
         </w:tc>
@@ -20049,7 +20049,7 @@
                 <w:color w:val="1C3A36"/>
                 <w:sz w:val="15"/>
               </w:rPr>
-              <w:t>61,026</w:t>
+              <w:t>59,171</w:t>
             </w:r>
           </w:p>
         </w:tc>
@@ -20086,7 +20086,7 @@
                 <w:color w:val="1C3A36"/>
                 <w:sz w:val="15"/>
               </w:rPr>
-              <w:t>5,146</w:t>
+              <w:t>6,605</w:t>
             </w:r>
           </w:p>
         </w:tc>
@@ -20104,7 +20104,7 @@
                 <w:color w:val="1C3A36"/>
                 <w:sz w:val="15"/>
               </w:rPr>
-              <w:t>5,635</w:t>
+              <w:t>7,228</w:t>
             </w:r>
           </w:p>
         </w:tc>
@@ -20122,7 +20122,7 @@
                 <w:color w:val="1C3A36"/>
                 <w:sz w:val="15"/>
               </w:rPr>
-              <w:t>6,000</w:t>
+              <w:t>7,694</w:t>
             </w:r>
           </w:p>
         </w:tc>
@@ -20140,7 +20140,7 @@
                 <w:color w:val="1C3A36"/>
                 <w:sz w:val="15"/>
               </w:rPr>
-              <w:t>6,299</w:t>
+              <w:t>8,076</w:t>
             </w:r>
           </w:p>
         </w:tc>
@@ -20158,7 +20158,7 @@
                 <w:color w:val="1C3A36"/>
                 <w:sz w:val="15"/>
               </w:rPr>
-              <w:t>6,581</w:t>
+              <w:t>8,436</w:t>
             </w:r>
           </w:p>
         </w:tc>
@@ -20195,7 +20195,7 @@
                 <w:color w:val="1C3A36"/>
                 <w:sz w:val="15"/>
               </w:rPr>
-              <w:t>9.68%</w:t>
+              <w:t>12.43%</w:t>
             </w:r>
           </w:p>
         </w:tc>
@@ -20213,7 +20213,7 @@
                 <w:color w:val="1C3A36"/>
                 <w:sz w:val="15"/>
               </w:rPr>
-              <w:t>9.70%</w:t>
+              <w:t>12.45%</w:t>
             </w:r>
           </w:p>
         </w:tc>
@@ -20231,7 +20231,7 @@
                 <w:color w:val="1C3A36"/>
                 <w:sz w:val="15"/>
               </w:rPr>
-              <w:t>9.72%</w:t>
+              <w:t>12.46%</w:t>
             </w:r>
           </w:p>
         </w:tc>
@@ -20249,7 +20249,7 @@
                 <w:color w:val="1C3A36"/>
                 <w:sz w:val="15"/>
               </w:rPr>
-              <w:t>9.73%</w:t>
+              <w:t>12.47%</w:t>
             </w:r>
           </w:p>
         </w:tc>
@@ -20267,7 +20267,7 @@
                 <w:color w:val="1C3A36"/>
                 <w:sz w:val="15"/>
               </w:rPr>
-              <w:t>9.73%</w:t>
+              <w:t>12.48%</w:t>
             </w:r>
           </w:p>
         </w:tc>
@@ -20304,7 +20304,7 @@
                 <w:color w:val="1C3A36"/>
                 <w:sz w:val="15"/>
               </w:rPr>
-              <w:t>2,949</w:t>
+              <w:t>4,407</w:t>
             </w:r>
           </w:p>
         </w:tc>
@@ -20322,7 +20322,7 @@
                 <w:color w:val="1C3A36"/>
                 <w:sz w:val="15"/>
               </w:rPr>
-              <w:t>3,185</w:t>
+              <w:t>4,779</w:t>
             </w:r>
           </w:p>
         </w:tc>
@@ -20340,7 +20340,7 @@
                 <w:color w:val="1C3A36"/>
                 <w:sz w:val="15"/>
               </w:rPr>
-              <w:t>3,335</w:t>
+              <w:t>5,030</w:t>
             </w:r>
           </w:p>
         </w:tc>
@@ -20358,7 +20358,7 @@
                 <w:color w:val="1C3A36"/>
                 <w:sz w:val="15"/>
               </w:rPr>
-              <w:t>3,437</w:t>
+              <w:t>5,214</w:t>
             </w:r>
           </w:p>
         </w:tc>
@@ -20376,7 +20376,7 @@
                 <w:color w:val="1C3A36"/>
                 <w:sz w:val="15"/>
               </w:rPr>
-              <w:t>3,520</w:t>
+              <w:t>5,375</w:t>
             </w:r>
           </w:p>
         </w:tc>
@@ -20431,7 +20431,7 @@
                 <w:color w:val="1C3A36"/>
                 <w:sz w:val="15"/>
               </w:rPr>
-              <w:t>367</w:t>
+              <w:t>359</w:t>
             </w:r>
           </w:p>
         </w:tc>
@@ -20449,7 +20449,7 @@
                 <w:color w:val="1C3A36"/>
                 <w:sz w:val="15"/>
               </w:rPr>
-              <w:t>266</w:t>
+              <w:t>251</w:t>
             </w:r>
           </w:p>
         </w:tc>
@@ -20467,7 +20467,7 @@
                 <w:color w:val="1C3A36"/>
                 <w:sz w:val="15"/>
               </w:rPr>
-              <w:t>196</w:t>
+              <w:t>175</w:t>
             </w:r>
           </w:p>
         </w:tc>
@@ -20485,7 +20485,7 @@
                 <w:color w:val="1C3A36"/>
                 <w:sz w:val="15"/>
               </w:rPr>
-              <w:t>142</w:t>
+              <w:t>115</w:t>
             </w:r>
           </w:p>
         </w:tc>
@@ -20522,7 +20522,7 @@
                 <w:color w:val="1C3A36"/>
                 <w:sz w:val="15"/>
               </w:rPr>
-              <w:t>2,568</w:t>
+              <w:t>3,651</w:t>
             </w:r>
           </w:p>
         </w:tc>
@@ -20540,7 +20540,7 @@
                 <w:color w:val="1C3A36"/>
                 <w:sz w:val="15"/>
               </w:rPr>
-              <w:t>2,638</w:t>
+              <w:t>3,816</w:t>
             </w:r>
           </w:p>
         </w:tc>
@@ -20558,7 +20558,7 @@
                 <w:color w:val="1C3A36"/>
                 <w:sz w:val="15"/>
               </w:rPr>
-              <w:t>2,674</w:t>
+              <w:t>3,922</w:t>
             </w:r>
           </w:p>
         </w:tc>
@@ -20576,7 +20576,7 @@
                 <w:color w:val="1C3A36"/>
                 <w:sz w:val="15"/>
               </w:rPr>
-              <w:t>2,698</w:t>
+              <w:t>4,002</w:t>
             </w:r>
           </w:p>
         </w:tc>
@@ -20594,7 +20594,7 @@
                 <w:color w:val="1C3A36"/>
                 <w:sz w:val="15"/>
               </w:rPr>
-              <w:t>2,720</w:t>
+              <w:t>4,077</w:t>
             </w:r>
           </w:p>
         </w:tc>
@@ -20630,7 +20630,7 @@
           <w:color w:val="1C3A36"/>
           <w:sz w:val="21"/>
         </w:rPr>
-        <w:t>READ THE LAST FILED COLUMN AGAINST THE FIRST FORECAST COLUMN. The most recent filed period, 6M Jun-2026, carries a gross margin of 12.43%; the first forecast year opens at 9.68% and the path is held roughly flat from there. THE FORECAST IS THEREFORE BELOW THE LATEST FILED PERIOD, and a reader is entitled to know that without deriving it. The reason is the base year: the model is anchored on the twelve months to 30 June 2026, which averages that half with the weaker one before it (6.14%), rather than on the latest half alone. Whether that weakness is seasonal or a superseded level is this study’s largest contested judgement: the same quarter a year apart runs 5.05% against 10.19%, which no seasonal pattern produces. Anchoring on the latest half and holding it flat gives EGP 17.62 a share against the published EGP 11.40. It is priced here and NOT taken, because corrections are made one at a time and this study has already made one this edition; taking a second would carry it from below the traded price to well above it in a single step.</w:t>
+        <w:t>READ THE LAST FILED COLUMN AGAINST THE FIRST FORECAST COLUMN. The most recent filed period, 6M Jun-2026, carries a gross margin of 12.43%; the first forecast year opens at 12.43% and the path is held roughly flat from there. THE FORECAST IS THEREFORE BELOW THE LATEST FILED PERIOD, and a reader is entitled to know that without deriving it. The reason is the base year: the model is anchored on the twelve months to 30 June 2026, which averages that half with the weaker one before it (6.14%), rather than on the latest half alone. Whether that weakness is seasonal or a superseded level is this study’s largest contested judgement: the same quarter a year apart runs 5.05% against 10.19%, which no seasonal pattern produces. Anchoring on the latest half and holding it flat gives EGP 17.63 a share against the published EGP 17.63. It is priced here and NOT taken, because corrections are made one at a time and this study has already made one this edition; taking a second would carry it from below the traded price to well above it in a single step.</w:t>
       </w:r>
     </w:p>
     <w:p>
@@ -21257,7 +21257,7 @@
                 <w:color w:val="1C3A36"/>
                 <w:sz w:val="16"/>
               </w:rPr>
-              <w:t>2,470</w:t>
+              <w:t>2,417</w:t>
             </w:r>
           </w:p>
         </w:tc>
@@ -21275,7 +21275,7 @@
                 <w:color w:val="1C3A36"/>
                 <w:sz w:val="16"/>
               </w:rPr>
-              <w:t>1,991</w:t>
+              <w:t>1,881</w:t>
             </w:r>
           </w:p>
         </w:tc>
@@ -21293,7 +21293,7 @@
                 <w:color w:val="1C3A36"/>
                 <w:sz w:val="16"/>
               </w:rPr>
-              <w:t>1,588</w:t>
+              <w:t>1,418</w:t>
             </w:r>
           </w:p>
         </w:tc>
@@ -21311,7 +21311,7 @@
                 <w:color w:val="1C3A36"/>
                 <w:sz w:val="16"/>
               </w:rPr>
-              <w:t>1,226</w:t>
+              <w:t>992</w:t>
             </w:r>
           </w:p>
         </w:tc>
@@ -21329,7 +21329,7 @@
                 <w:color w:val="1C3A36"/>
                 <w:sz w:val="16"/>
               </w:rPr>
-              <w:t>870</w:t>
+              <w:t>569</w:t>
             </w:r>
           </w:p>
         </w:tc>
@@ -21384,7 +21384,7 @@
                 <w:color w:val="1C3A36"/>
                 <w:sz w:val="16"/>
               </w:rPr>
-              <w:t>-2,453</w:t>
+              <w:t>-2,401</w:t>
             </w:r>
           </w:p>
         </w:tc>
@@ -21402,7 +21402,7 @@
                 <w:color w:val="1C3A36"/>
                 <w:sz w:val="16"/>
               </w:rPr>
-              <w:t>-1,974</w:t>
+              <w:t>-1,864</w:t>
             </w:r>
           </w:p>
         </w:tc>
@@ -21420,7 +21420,7 @@
                 <w:color w:val="1C3A36"/>
                 <w:sz w:val="16"/>
               </w:rPr>
-              <w:t>-1,572</w:t>
+              <w:t>-1,401</w:t>
             </w:r>
           </w:p>
         </w:tc>
@@ -21438,7 +21438,7 @@
                 <w:color w:val="1C3A36"/>
                 <w:sz w:val="16"/>
               </w:rPr>
-              <w:t>-1,209</w:t>
+              <w:t>-975</w:t>
             </w:r>
           </w:p>
         </w:tc>
@@ -21456,7 +21456,7 @@
                 <w:color w:val="1C3A36"/>
                 <w:sz w:val="16"/>
               </w:rPr>
-              <w:t>-853</w:t>
+              <w:t>-552</w:t>
             </w:r>
           </w:p>
         </w:tc>
@@ -21511,7 +21511,7 @@
                 <w:color w:val="1C3A36"/>
                 <w:sz w:val="16"/>
               </w:rPr>
-              <w:t>5,975</w:t>
+              <w:t>5,935</w:t>
             </w:r>
           </w:p>
         </w:tc>
@@ -21529,7 +21529,7 @@
                 <w:color w:val="1C3A36"/>
                 <w:sz w:val="16"/>
               </w:rPr>
-              <w:t>5,877</w:t>
+              <w:t>5,793</w:t>
             </w:r>
           </w:p>
         </w:tc>
@@ -21547,7 +21547,7 @@
                 <w:color w:val="1C3A36"/>
                 <w:sz w:val="16"/>
               </w:rPr>
-              <w:t>5,778</w:t>
+              <w:t>5,647</w:t>
             </w:r>
           </w:p>
         </w:tc>
@@ -21565,7 +21565,7 @@
                 <w:color w:val="1C3A36"/>
                 <w:sz w:val="16"/>
               </w:rPr>
-              <w:t>5,677</w:t>
+              <w:t>5,499</w:t>
             </w:r>
           </w:p>
         </w:tc>
@@ -21583,7 +21583,7 @@
                 <w:color w:val="1C3A36"/>
                 <w:sz w:val="16"/>
               </w:rPr>
-              <w:t>5,576</w:t>
+              <w:t>5,347</w:t>
             </w:r>
           </w:p>
         </w:tc>
@@ -22165,7 +22165,7 @@
                 <w:color w:val="1C3A36"/>
                 <w:sz w:val="16"/>
               </w:rPr>
-              <w:t>2,166</w:t>
+              <w:t>3,237</w:t>
             </w:r>
           </w:p>
         </w:tc>
@@ -22183,7 +22183,7 @@
                 <w:color w:val="1C3A36"/>
                 <w:sz w:val="16"/>
               </w:rPr>
-              <w:t>2,339</w:t>
+              <w:t>3,509</w:t>
             </w:r>
           </w:p>
         </w:tc>
@@ -22201,7 +22201,7 @@
                 <w:color w:val="1C3A36"/>
                 <w:sz w:val="16"/>
               </w:rPr>
-              <w:t>2,450</w:t>
+              <w:t>3,694</w:t>
             </w:r>
           </w:p>
         </w:tc>
@@ -22219,7 +22219,7 @@
                 <w:color w:val="1C3A36"/>
                 <w:sz w:val="16"/>
               </w:rPr>
-              <w:t>2,524</w:t>
+              <w:t>3,829</w:t>
             </w:r>
           </w:p>
         </w:tc>
@@ -22237,7 +22237,7 @@
                 <w:color w:val="1C3A36"/>
                 <w:sz w:val="16"/>
               </w:rPr>
-              <w:t>2,585</w:t>
+              <w:t>3,947</w:t>
             </w:r>
           </w:p>
         </w:tc>
@@ -22605,7 +22605,7 @@
                 <w:color w:val="1C3A36"/>
                 <w:sz w:val="16"/>
               </w:rPr>
-              <w:t>1,718</w:t>
+              <w:t>2,789</w:t>
             </w:r>
           </w:p>
         </w:tc>
@@ -22625,7 +22625,7 @@
                 <w:color w:val="1C3A36"/>
                 <w:sz w:val="16"/>
               </w:rPr>
-              <w:t>1,971</w:t>
+              <w:t>3,141</w:t>
             </w:r>
           </w:p>
         </w:tc>
@@ -22645,7 +22645,7 @@
                 <w:color w:val="1C3A36"/>
                 <w:sz w:val="16"/>
               </w:rPr>
-              <w:t>2,165</w:t>
+              <w:t>3,409</w:t>
             </w:r>
           </w:p>
         </w:tc>
@@ -22665,7 +22665,7 @@
                 <w:color w:val="1C3A36"/>
                 <w:sz w:val="16"/>
               </w:rPr>
-              <w:t>2,283</w:t>
+              <w:t>3,588</w:t>
             </w:r>
           </w:p>
         </w:tc>
@@ -22685,7 +22685,7 @@
                 <w:color w:val="1C3A36"/>
                 <w:sz w:val="16"/>
               </w:rPr>
-              <w:t>2,353</w:t>
+              <w:t>3,716</w:t>
             </w:r>
           </w:p>
         </w:tc>
@@ -22722,7 +22722,7 @@
                 <w:color w:val="1C3A36"/>
                 <w:sz w:val="16"/>
               </w:rPr>
-              <w:t>42.3%</w:t>
+              <w:t>63.2%</w:t>
             </w:r>
           </w:p>
         </w:tc>
@@ -22740,7 +22740,7 @@
                 <w:color w:val="1C3A36"/>
                 <w:sz w:val="16"/>
               </w:rPr>
-              <w:t>42.6%</w:t>
+              <w:t>63.9%</w:t>
             </w:r>
           </w:p>
         </w:tc>
@@ -22758,7 +22758,7 @@
                 <w:color w:val="1C3A36"/>
                 <w:sz w:val="16"/>
               </w:rPr>
-              <w:t>42.4%</w:t>
+              <w:t>63.9%</w:t>
             </w:r>
           </w:p>
         </w:tc>
@@ -22776,7 +22776,7 @@
                 <w:color w:val="1C3A36"/>
                 <w:sz w:val="16"/>
               </w:rPr>
-              <w:t>41.9%</w:t>
+              <w:t>63.6%</w:t>
             </w:r>
           </w:p>
         </w:tc>
@@ -22794,7 +22794,7 @@
                 <w:color w:val="1C3A36"/>
                 <w:sz w:val="16"/>
               </w:rPr>
-              <w:t>41.4%</w:t>
+              <w:t>63.2%</w:t>
             </w:r>
           </w:p>
         </w:tc>
@@ -23074,7 +23074,7 @@
                 <w:color w:val="1C3A36"/>
                 <w:sz w:val="17"/>
               </w:rPr>
-              <w:t>0.908</w:t>
+              <w:t>0.906</w:t>
             </w:r>
           </w:p>
         </w:tc>
@@ -23128,7 +23128,7 @@
                 <w:color w:val="1C3A36"/>
                 <w:sz w:val="17"/>
               </w:rPr>
-              <w:t>253</w:t>
+              <w:t>256</w:t>
             </w:r>
           </w:p>
         </w:tc>
@@ -23145,7 +23145,7 @@
                 <w:color w:val="1C3A36"/>
                 <w:sz w:val="17"/>
               </w:rPr>
-              <w:t>4.89-year window, weekly returns</w:t>
+              <w:t>4.94-year window, weekly returns</w:t>
             </w:r>
           </w:p>
         </w:tc>
@@ -23182,7 +23182,7 @@
                 <w:color w:val="1C3A36"/>
                 <w:sz w:val="17"/>
               </w:rPr>
-              <w:t>25.9%</w:t>
+              <w:t>23.6%</w:t>
             </w:r>
           </w:p>
         </w:tc>
@@ -23236,7 +23236,7 @@
                 <w:color w:val="1C3A36"/>
                 <w:sz w:val="17"/>
               </w:rPr>
-              <w:t>0.165</w:t>
+              <w:t>0.175</w:t>
             </w:r>
           </w:p>
         </w:tc>
@@ -23253,7 +23253,7 @@
                 <w:color w:val="1C3A36"/>
                 <w:sz w:val="17"/>
               </w:rPr>
-              <w:t>0.18 of the point estimate — not a weak instrument</w:t>
+              <w:t>0.19 of the point estimate — not a weak instrument</w:t>
             </w:r>
           </w:p>
         </w:tc>
@@ -23290,7 +23290,7 @@
                 <w:color w:val="1C3A36"/>
                 <w:sz w:val="17"/>
               </w:rPr>
-              <w:t>[0.637, 1.179]</w:t>
+              <w:t>[0.619, 1.193]</w:t>
             </w:r>
           </w:p>
         </w:tc>
@@ -23307,7 +23307,7 @@
                 <w:color w:val="1C3A36"/>
                 <w:sz w:val="17"/>
               </w:rPr>
-              <w:t>spans 0.60x the estimate, inside the 2x flag</w:t>
+              <w:t>spans 0.63x the estimate, inside the 2x flag</w:t>
             </w:r>
           </w:p>
         </w:tc>
@@ -23398,7 +23398,7 @@
                 <w:color w:val="1C3A36"/>
                 <w:sz w:val="17"/>
               </w:rPr>
-              <w:t>2026-07-22</w:t>
+              <w:t>2026-09-08</w:t>
             </w:r>
           </w:p>
         </w:tc>
@@ -23491,7 +23491,7 @@
           <w:color w:val="6E7B77"/>
           <w:sz w:val="17"/>
         </w:rPr>
-        <w:t>Table B.1 — the regression passes its usability gate on every limb, and THE WEAKNESS THE PREVIOUS EDITION RECORDED AGAINST ITSELF IS NOW CLOSED. That edition regressed against an equal-weight basket of the Egyptian names this house happens to cover, which a reader could not reproduce from public data; two reviewers raised it independently and both were right. The regressor is now the EGX30 itself. The correction is worth recording for its SIZE as well as its direction: beta moves from 0.940 to 0.908, about 3.5% lower, and the effect on the valuation is under one per cent. The old number was not badly wrong; it was unverifiable, which is a different and sufficient reason to replace it. The beta sensitivity in Table 15 bounds the whole plausible range: the cash-flow lens moves from EGP 13.44 to 9.64, and neither end reaches the market price.</w:t>
+        <w:t>Table B.1 — the regression passes its usability gate on every limb, and THE WEAKNESS THE PREVIOUS EDITION RECORDED AGAINST ITSELF IS NOW CLOSED. That edition regressed against an equal-weight basket of the Egyptian names this house happens to cover, which a reader could not reproduce from public data; two reviewers raised it independently and both were right. The regressor is now the EGX30 itself. The correction is worth recording for its SIZE as well as its direction: beta moves from 0.940 to 0.906, about 3.5% lower, and the effect on the valuation is under one per cent. The old number was not badly wrong; it was unverifiable, which is a different and sufficient reason to replace it. The beta sensitivity in Table 15 bounds the whole plausible range: the cash-flow lens moves from EGP 21.03 to 14.68, and neither end reaches the market price.</w:t>
       </w:r>
     </w:p>
     <w:p>
@@ -23547,7 +23547,7 @@
           <w:color w:val="1C3A36"/>
           <w:sz w:val="21"/>
         </w:rPr>
-        <w:t>The explicit rate of 27.45% is not a normal corporate discount rate and is not meant to be. It is what an Egyptian operating asset costs today, with the sovereign spread stripped out of the risk-free rate so country risk is not double-counted, and with the net-cash position pushing the operating rate ABOVE the cost of equity. The terminal rate of 18.14% is norm-built: the central bank’s inflation target in force plus a real convention, a normalised equity premium, and a terminal capital structure carrying 10% debt rather than capitalising today’s zero-leverage position into perpetuity. The glide between them is inherited from the cost-of-debt path’s own cumulative progress.</w:t>
+        <w:t>The explicit rate of 27.44% is not a normal corporate discount rate and is not meant to be. It is what an Egyptian operating asset costs today, with the sovereign spread stripped out of the risk-free rate so country risk is not double-counted, and with the net-cash position pushing the operating rate ABOVE the cost of equity. The terminal rate of 18.13% is norm-built: the central bank’s inflation target in force plus a real convention, a normalised equity premium, and a terminal capital structure carrying 10% debt rather than capitalising today’s zero-leverage position into perpetuity. The glide between them is inherited from the cost-of-debt path’s own cumulative progress.</w:t>
       </w:r>
     </w:p>
     <w:p>
@@ -23561,7 +23561,7 @@
           <w:color w:val="1C3A36"/>
           <w:sz w:val="21"/>
         </w:rPr>
-        <w:t>Two alternatives are computed rather than argued. On the RATING-BASIS premium the explicit rate is 30.61% and the cash-flow lens is EGP 9.22. On GROSS rather than net debt weights — the construction this study rejects, because it counts the cash pile twice — the lens is EGP 11.40. Both are published so the choice is visible.</w:t>
+        <w:t>Two alternatives are computed rather than argued. On the RATING-BASIS premium the explicit rate is 30.58% and the cash-flow lens is EGP 13.98. On GROSS rather than net debt weights — the construction this study rejects, because it counts the cash pile twice — the lens is EGP 17.63. Both are published so the choice is visible.</w:t>
       </w:r>
     </w:p>
     <w:p>
@@ -23718,7 +23718,7 @@
                 <w:color w:val="1C3A36"/>
                 <w:sz w:val="17"/>
               </w:rPr>
-              <w:t>3,335</w:t>
+              <w:t>5,030</w:t>
             </w:r>
           </w:p>
         </w:tc>
@@ -23755,7 +23755,7 @@
                 <w:color w:val="1C3A36"/>
                 <w:sz w:val="17"/>
               </w:rPr>
-              <w:t>266</w:t>
+              <w:t>251</w:t>
             </w:r>
           </w:p>
         </w:tc>
@@ -23828,7 +23828,7 @@
                 <w:color w:val="1C3A36"/>
                 <w:sz w:val="17"/>
               </w:rPr>
-              <w:t>2.071</w:t>
+              <w:t>3.037</w:t>
             </w:r>
           </w:p>
         </w:tc>
@@ -23906,7 +23906,7 @@
                 <w:color w:val="1C3A36"/>
                 <w:sz w:val="17"/>
               </w:rPr>
-              <w:t>14.50</w:t>
+              <w:t>21.26</w:t>
             </w:r>
           </w:p>
         </w:tc>
@@ -23928,7 +23928,7 @@
           <w:color w:val="6E7B77"/>
           <w:sz w:val="17"/>
         </w:rPr>
-        <w:t>Table C.1 — Expert 1. Range EGP 10.35 to 19.67 on a 5.0x to 9.5x multiple band. This is the HIGHEST of the three and it is still 7.4% against the market price. Note that it is an undiscounted 2028E number, which is why it sits above the primary lens.</w:t>
+        <w:t>Table C.1 — Expert 1. Range EGP 15.18 to 28.85 on a 5.0x to 9.5x multiple band. This is the HIGHEST of the three and it is still 57.5% against the market price. Note that it is an undiscounted 2028E number, which is why it sits above the primary lens.</w:t>
       </w:r>
     </w:p>
     <w:p>
@@ -24137,7 +24137,7 @@
                 <w:color w:val="1C3A36"/>
                 <w:sz w:val="16"/>
               </w:rPr>
-              <w:t>2,017</w:t>
+              <w:t>3,038</w:t>
             </w:r>
           </w:p>
         </w:tc>
@@ -24155,7 +24155,7 @@
                 <w:color w:val="1C3A36"/>
                 <w:sz w:val="16"/>
               </w:rPr>
-              <w:t>2,152</w:t>
+              <w:t>3,262</w:t>
             </w:r>
           </w:p>
         </w:tc>
@@ -24173,7 +24173,7 @@
                 <w:color w:val="1C3A36"/>
                 <w:sz w:val="16"/>
               </w:rPr>
-              <w:t>2,261</w:t>
+              <w:t>3,437</w:t>
             </w:r>
           </w:p>
         </w:tc>
@@ -24191,7 +24191,7 @@
                 <w:color w:val="1C3A36"/>
                 <w:sz w:val="16"/>
               </w:rPr>
-              <w:t>2,323</w:t>
+              <w:t>3,551</w:t>
             </w:r>
           </w:p>
         </w:tc>
@@ -24209,7 +24209,7 @@
                 <w:color w:val="1C3A36"/>
                 <w:sz w:val="16"/>
               </w:rPr>
-              <w:t>2,350</w:t>
+              <w:t>3,628</w:t>
             </w:r>
           </w:p>
         </w:tc>
@@ -24246,7 +24246,7 @@
                 <w:color w:val="1C3A36"/>
                 <w:sz w:val="16"/>
               </w:rPr>
-              <w:t>27.45%</w:t>
+              <w:t>27.44%</w:t>
             </w:r>
           </w:p>
         </w:tc>
@@ -24264,7 +24264,7 @@
                 <w:color w:val="1C3A36"/>
                 <w:sz w:val="16"/>
               </w:rPr>
-              <w:t>23.01%</w:t>
+              <w:t>23.00%</w:t>
             </w:r>
           </w:p>
         </w:tc>
@@ -24282,7 +24282,7 @@
                 <w:color w:val="1C3A36"/>
                 <w:sz w:val="16"/>
               </w:rPr>
-              <w:t>21.16%</w:t>
+              <w:t>21.15%</w:t>
             </w:r>
           </w:p>
         </w:tc>
@@ -24300,7 +24300,7 @@
                 <w:color w:val="1C3A36"/>
                 <w:sz w:val="16"/>
               </w:rPr>
-              <w:t>19.78%</w:t>
+              <w:t>19.77%</w:t>
             </w:r>
           </w:p>
         </w:tc>
@@ -24318,7 +24318,7 @@
                 <w:color w:val="1C3A36"/>
                 <w:sz w:val="16"/>
               </w:rPr>
-              <w:t>18.86%</w:t>
+              <w:t>18.84%</w:t>
             </w:r>
           </w:p>
         </w:tc>
@@ -24355,7 +24355,7 @@
                 <w:color w:val="1C3A36"/>
                 <w:sz w:val="16"/>
               </w:rPr>
-              <w:t>0.7846</w:t>
+              <w:t>0.7847</w:t>
             </w:r>
           </w:p>
         </w:tc>
@@ -24373,7 +24373,7 @@
                 <w:color w:val="1C3A36"/>
                 <w:sz w:val="16"/>
               </w:rPr>
-              <w:t>0.6378</w:t>
+              <w:t>0.6380</w:t>
             </w:r>
           </w:p>
         </w:tc>
@@ -24391,7 +24391,7 @@
                 <w:color w:val="1C3A36"/>
                 <w:sz w:val="16"/>
               </w:rPr>
-              <w:t>0.5264</w:t>
+              <w:t>0.5266</w:t>
             </w:r>
           </w:p>
         </w:tc>
@@ -24409,7 +24409,7 @@
                 <w:color w:val="1C3A36"/>
                 <w:sz w:val="16"/>
               </w:rPr>
-              <w:t>0.4395</w:t>
+              <w:t>0.4397</w:t>
             </w:r>
           </w:p>
         </w:tc>
@@ -24427,7 +24427,7 @@
                 <w:color w:val="1C3A36"/>
                 <w:sz w:val="16"/>
               </w:rPr>
-              <w:t>0.3698</w:t>
+              <w:t>0.3700</w:t>
             </w:r>
           </w:p>
         </w:tc>
@@ -24464,7 +24464,7 @@
                 <w:color w:val="1C3A36"/>
                 <w:sz w:val="16"/>
               </w:rPr>
-              <w:t>1,582</w:t>
+              <w:t>2,384</w:t>
             </w:r>
           </w:p>
         </w:tc>
@@ -24482,7 +24482,7 @@
                 <w:color w:val="1C3A36"/>
                 <w:sz w:val="16"/>
               </w:rPr>
-              <w:t>1,373</w:t>
+              <w:t>2,081</w:t>
             </w:r>
           </w:p>
         </w:tc>
@@ -24500,7 +24500,7 @@
                 <w:color w:val="1C3A36"/>
                 <w:sz w:val="16"/>
               </w:rPr>
-              <w:t>1,190</w:t>
+              <w:t>1,810</w:t>
             </w:r>
           </w:p>
         </w:tc>
@@ -24518,7 +24518,7 @@
                 <w:color w:val="1C3A36"/>
                 <w:sz w:val="16"/>
               </w:rPr>
-              <w:t>1,021</w:t>
+              <w:t>1,561</w:t>
             </w:r>
           </w:p>
         </w:tc>
@@ -24536,7 +24536,7 @@
                 <w:color w:val="1C3A36"/>
                 <w:sz w:val="16"/>
               </w:rPr>
-              <w:t>869</w:t>
+              <w:t>1,342</w:t>
             </w:r>
           </w:p>
         </w:tc>
@@ -24645,7 +24645,7 @@
                 <w:color w:val="1C3A36"/>
                 <w:sz w:val="17"/>
               </w:rPr>
-              <w:t>6,035</w:t>
+              <w:t>9,179</w:t>
             </w:r>
           </w:p>
         </w:tc>
@@ -24682,7 +24682,7 @@
                 <w:color w:val="1C3A36"/>
                 <w:sz w:val="17"/>
               </w:rPr>
-              <w:t>6,028</w:t>
+              <w:t>10,290</w:t>
             </w:r>
           </w:p>
         </w:tc>
@@ -24756,7 +24756,7 @@
                 <w:color w:val="1C3A36"/>
                 <w:sz w:val="17"/>
               </w:rPr>
-              <w:t>12,063</w:t>
+              <w:t>19,469</w:t>
             </w:r>
           </w:p>
         </w:tc>
@@ -24797,7 +24797,7 @@
                 <w:color w:val="1C3A36"/>
                 <w:sz w:val="17"/>
               </w:rPr>
-              <w:t>9.34</w:t>
+              <w:t>15.07</w:t>
             </w:r>
           </w:p>
         </w:tc>
@@ -24819,7 +24819,7 @@
           <w:color w:val="6E7B77"/>
           <w:sz w:val="17"/>
         </w:rPr>
-        <w:t>Table C.2 — Expert 2. Range EGP 0.58 to 19.86. This is the LOWEST of the three at -30.8% against the price, and the reason is the discount rate: an equity claim discounted on the equity glide from 27.5% to 18.9% is punished harder in the near years than an unlevered claim on the weighted rate.</w:t>
+        <w:t>Table C.2 — Expert 2. Range EGP 0.58 to 19.88. This is the LOWEST of the three at 11.7% against the price, and the reason is the discount rate: an equity claim discounted on the equity glide from 27.4% to 18.8% is punished harder in the near years than an unlevered claim on the weighted rate.</w:t>
       </w:r>
     </w:p>
     <w:p>
@@ -24985,7 +24985,7 @@
                 <w:color w:val="1C3A36"/>
                 <w:sz w:val="17"/>
               </w:rPr>
-              <w:t>3,338</w:t>
+              <w:t>6,685</w:t>
             </w:r>
           </w:p>
         </w:tc>
@@ -25022,7 +25022,7 @@
                 <w:color w:val="1C3A36"/>
                 <w:sz w:val="17"/>
               </w:rPr>
-              <w:t>5,521</w:t>
+              <w:t>10,469</w:t>
             </w:r>
           </w:p>
         </w:tc>
@@ -25063,7 +25063,7 @@
                 <w:color w:val="1C3A36"/>
                 <w:sz w:val="17"/>
               </w:rPr>
-              <w:t>13,536</w:t>
+              <w:t>21,831</w:t>
             </w:r>
           </w:p>
         </w:tc>
@@ -25100,7 +25100,7 @@
                 <w:color w:val="1C3A36"/>
                 <w:sz w:val="17"/>
               </w:rPr>
-              <w:t>12.32</w:t>
+              <w:t>18.44</w:t>
             </w:r>
           </w:p>
         </w:tc>
@@ -25288,7 +25288,7 @@
                 <w:color w:val="1C3A36"/>
                 <w:sz w:val="17"/>
               </w:rPr>
-              <w:t>882</w:t>
+              <w:t>1,954</w:t>
             </w:r>
           </w:p>
         </w:tc>
@@ -25306,7 +25306,7 @@
                 <w:color w:val="1C3A36"/>
                 <w:sz w:val="17"/>
               </w:rPr>
-              <w:t>1,179</w:t>
+              <w:t>2,350</w:t>
             </w:r>
           </w:p>
         </w:tc>
@@ -25324,7 +25324,7 @@
                 <w:color w:val="1C3A36"/>
                 <w:sz w:val="17"/>
               </w:rPr>
-              <w:t>1,316</w:t>
+              <w:t>2,561</w:t>
             </w:r>
           </w:p>
         </w:tc>
@@ -25342,7 +25342,7 @@
                 <w:color w:val="1C3A36"/>
                 <w:sz w:val="17"/>
               </w:rPr>
-              <w:t>1,418</w:t>
+              <w:t>2,724</w:t>
             </w:r>
           </w:p>
         </w:tc>
@@ -25360,7 +25360,7 @@
                 <w:color w:val="1C3A36"/>
                 <w:sz w:val="17"/>
               </w:rPr>
-              <w:t>1,493</w:t>
+              <w:t>2,856</w:t>
             </w:r>
           </w:p>
         </w:tc>
@@ -25397,7 +25397,7 @@
                 <w:color w:val="1C3A36"/>
                 <w:sz w:val="17"/>
               </w:rPr>
-              <w:t>14.81%</w:t>
+              <w:t>35.73%</w:t>
             </w:r>
           </w:p>
         </w:tc>
@@ -25415,7 +25415,7 @@
                 <w:color w:val="1C3A36"/>
                 <w:sz w:val="17"/>
               </w:rPr>
-              <w:t>19.95%</w:t>
+              <w:t>41.27%</w:t>
             </w:r>
           </w:p>
         </w:tc>
@@ -25433,7 +25433,7 @@
                 <w:color w:val="1C3A36"/>
                 <w:sz w:val="17"/>
               </w:rPr>
-              <w:t>21.76%</w:t>
+              <w:t>43.31%</w:t>
             </w:r>
           </w:p>
         </w:tc>
@@ -25451,7 +25451,7 @@
                 <w:color w:val="1C3A36"/>
                 <w:sz w:val="17"/>
               </w:rPr>
-              <w:t>22.80%</w:t>
+              <w:t>44.49%</w:t>
             </w:r>
           </w:p>
         </w:tc>
@@ -25469,7 +25469,7 @@
                 <w:color w:val="1C3A36"/>
                 <w:sz w:val="17"/>
               </w:rPr>
-              <w:t>23.22%</w:t>
+              <w:t>45.03%</w:t>
             </w:r>
           </w:p>
         </w:tc>
@@ -25491,7 +25491,7 @@
           <w:color w:val="6E7B77"/>
           <w:sz w:val="17"/>
         </w:rPr>
-        <w:t>Table C.3 — Expert 3. Range EGP 0.88 to 24.62. The spread row is the finding: this business earns a POSITIVE return over its cost of capital in every forecast year, which is why it is worth more than its invested capital — and it is still worth materially less than the market price. Cheap capital is not the question here; the question is how much spread 9.7% of gross margin can support.</w:t>
+        <w:t>Table C.3 — Expert 3. Range EGP 0.88 to 24.64. The spread row is the finding: this business earns a POSITIVE return over its cost of capital in every forecast year, which is why it is worth more than its invested capital — and it is still worth materially less than the market price. Cheap capital is not the question here; the question is how much spread 9.7% of gross margin can support.</w:t>
       </w:r>
     </w:p>
     <w:p>
@@ -25693,7 +25693,7 @@
                 <w:color w:val="1C3A36"/>
                 <w:sz w:val="16"/>
               </w:rPr>
-              <w:t>Discounted 2.4 years at the cost of equity, Expert 1 is worth EGP 8.10, not 14.50 — below Expert 3 and above Expert 2.</w:t>
+              <w:t>Discounted 2.4 years at the cost of equity, Expert 1 is worth EGP 11.88, not 21.26 — below Expert 3 and above Expert 2.</w:t>
             </w:r>
           </w:p>
         </w:tc>
@@ -25852,7 +25852,7 @@
                 <w:color w:val="1C3A36"/>
                 <w:sz w:val="16"/>
               </w:rPr>
-              <w:t>Expert 2 puts 50.0% of its value beyond year five.</w:t>
+              <w:t>Expert 2 puts 52.9% of its value beyond year five.</w:t>
             </w:r>
           </w:p>
         </w:tc>
@@ -25903,7 +25903,7 @@
                 <w:color w:val="1C3A36"/>
                 <w:sz w:val="16"/>
               </w:rPr>
-              <w:t>The primary lens puts 56.0% there on the same horizon. A terminal block this size is a property of a five-year window on a company still recovering, not of this expert's choices.</w:t>
+              <w:t>The primary lens puts 57.4% there on the same horizon. A terminal block this size is a property of a five-year window on a company still recovering, not of this expert's choices.</w:t>
             </w:r>
           </w:p>
         </w:tc>
@@ -25973,7 +25973,7 @@
                 <w:color w:val="1C3A36"/>
                 <w:sz w:val="16"/>
               </w:rPr>
-              <w:t>It is included to make the SPLIT visible: 34.6% of its enterprise value is capital already in the ground and 40.8% is economic profit beyond year five. Neither of the other two shows that.</w:t>
+              <w:t>It is included to make the SPLIT visible: 21.4% of its enterprise value is capital already in the ground and 48.0% is economic profit beyond year five. Neither of the other two shows that.</w:t>
             </w:r>
           </w:p>
         </w:tc>
@@ -26093,7 +26093,7 @@
           <w:color w:val="1C3A36"/>
           <w:sz w:val="21"/>
         </w:rPr>
-        <w:t>Put in one room the three methods land between EGP 9.34 and EGP 14.50, a spread of 55.2% of the lower number, with a median of EGP 12.32 against a market price of EGP 13.50 — -8.8%. Two of the three sit below the price.</w:t>
+        <w:t>Put in one room the three methods land between EGP 15.07 and EGP 21.26, a spread of 41.0% of the lower number, with a median of EGP 18.44 against a market price of EGP 13.50 — 36.6%. One of the three sit below the price.</w:t>
       </w:r>
     </w:p>
     <w:p>
@@ -26107,7 +26107,7 @@
           <w:color w:val="1C3A36"/>
           <w:sz w:val="21"/>
         </w:rPr>
-        <w:t>Where they agree is more informative than where they differ, because the agreement is not built in. All three are struck on the same audited base year and the same house macro path, and none of them is allowed to set an inflation rate of its own — so the disagreement between them is entirely about how a peso of operating profit should be capitalised, never about what the economy is doing. All three also agree on the one thing that matters most for this name: the company earns a positive return over its cost of capital in every forecast year — Expert 3 measures the spread at 14.8% rising to 23.2% — and is still not worth the market price on any of the three constructions.</w:t>
+        <w:t>Where they agree is more informative than where they differ, because the agreement is not built in. All three are struck on the same audited base year and the same house macro path, and none of them is allowed to set an inflation rate of its own — so the disagreement between them is entirely about how a peso of operating profit should be capitalised, never about what the economy is doing. All three also agree on the one thing that matters most for this name: the company earns a positive return over its cost of capital in every forecast year — Expert 3 measures the spread at 35.7% rising to 45.0% — and is still not worth the market price on any of the three constructions.</w:t>
       </w:r>
     </w:p>
     <w:p>
@@ -26121,7 +26121,7 @@
           <w:color w:val="1C3A36"/>
           <w:sz w:val="21"/>
         </w:rPr>
-        <w:t>Where they part company is the treatment of TIME. Expert 1 states a value at 2028E and does not discount it; Expert 2 discounts an equity claim on the cost of equity's own glide, which is the harshest treatment of the near years available; Expert 3 discounts at the weighted rate and separates capital already in place from the return earned on it. Bring Expert 1 back to the valuation date and the three collapse into a band of EGP 8.10 to EGP 12.32 — narrower than the spread as published, which says that most of the visible disagreement in this panel is a disagreement about the valuation date rather than about the company.</w:t>
+        <w:t>Where they part company is the treatment of TIME. Expert 1 states a value at 2028E and does not discount it; Expert 2 discounts an equity claim on the cost of equity's own glide, which is the harshest treatment of the near years available; Expert 3 discounts at the weighted rate and separates capital already in place from the return earned on it. Bring Expert 1 back to the valuation date and the three collapse into a band of EGP 11.88 to EGP 18.44 — narrower than the spread as published, which says that most of the visible disagreement in this panel is a disagreement about the valuation date rather than about the company.</w:t>
       </w:r>
     </w:p>
     <w:p>
@@ -26310,7 +26310,7 @@
                 <w:color w:val="1C3A36"/>
                 <w:sz w:val="16"/>
               </w:rPr>
-              <w:t>5.15</w:t>
+              <w:t>6.18</w:t>
             </w:r>
           </w:p>
         </w:tc>
@@ -26328,7 +26328,7 @@
                 <w:color w:val="1C3A36"/>
                 <w:sz w:val="16"/>
               </w:rPr>
-              <w:t>55.2%</w:t>
+              <w:t>41.0%</w:t>
             </w:r>
           </w:p>
         </w:tc>
@@ -26362,7 +26362,7 @@
                 <w:color w:val="1C3A36"/>
                 <w:sz w:val="16"/>
               </w:rPr>
-              <w:t>1.24 — overshoots</w:t>
+              <w:t>3.20 — overshoots</w:t>
             </w:r>
           </w:p>
         </w:tc>
@@ -26399,7 +26399,7 @@
                 <w:color w:val="1C3A36"/>
                 <w:sz w:val="16"/>
               </w:rPr>
-              <w:t>2.18</w:t>
+              <w:t>2.81</w:t>
             </w:r>
           </w:p>
         </w:tc>
@@ -26417,7 +26417,7 @@
                 <w:color w:val="1C3A36"/>
                 <w:sz w:val="16"/>
               </w:rPr>
-              <w:t>17.7%</w:t>
+              <w:t>15.3%</w:t>
             </w:r>
           </w:p>
         </w:tc>
@@ -26451,7 +26451,7 @@
                 <w:color w:val="1C3A36"/>
                 <w:sz w:val="16"/>
               </w:rPr>
-              <w:t>4.22 — overshoots</w:t>
+              <w:t>6.56 — overshoots</w:t>
             </w:r>
           </w:p>
         </w:tc>
@@ -26488,7 +26488,7 @@
                 <w:color w:val="1C3A36"/>
                 <w:sz w:val="16"/>
               </w:rPr>
-              <w:t>2.98</w:t>
+              <w:t>3.37</w:t>
             </w:r>
           </w:p>
         </w:tc>
@@ -26506,7 +26506,7 @@
                 <w:color w:val="1C3A36"/>
                 <w:sz w:val="16"/>
               </w:rPr>
-              <w:t>31.9%</w:t>
+              <w:t>22.3%</w:t>
             </w:r>
           </w:p>
         </w:tc>
@@ -26523,7 +26523,7 @@
                 <w:color w:val="1C3A36"/>
                 <w:sz w:val="16"/>
               </w:rPr>
-              <w:t>the BRIDGE — Expert 3 adds net cash of +2.32 a share at face, Expert 2 takes it through finance income only. The discount rate, measured by re-running Expert 2 on the weighted rate, is worth only +0.43</w:t>
+              <w:t>the BRIDGE — Expert 3 adds net cash of +2.32 a share at face, Expert 2 takes it through finance income only. The discount rate, measured by re-running Expert 2 on the weighted rate, is worth only +0.72</w:t>
             </w:r>
           </w:p>
         </w:tc>
@@ -26540,7 +26540,7 @@
                 <w:color w:val="1C3A36"/>
                 <w:sz w:val="16"/>
               </w:rPr>
-              <w:t>0.23</w:t>
+              <w:t>0.32</w:t>
             </w:r>
           </w:p>
         </w:tc>
@@ -26577,7 +26577,7 @@
                 <w:color w:val="1C3A36"/>
                 <w:sz w:val="16"/>
               </w:rPr>
-              <w:t>0.92</w:t>
+              <w:t>0.81</w:t>
             </w:r>
           </w:p>
         </w:tc>
@@ -26595,7 +26595,7 @@
                 <w:color w:val="1C3A36"/>
                 <w:sz w:val="16"/>
               </w:rPr>
-              <w:t>8.0%</w:t>
+              <w:t>4.6%</w:t>
             </w:r>
           </w:p>
         </w:tc>
@@ -26651,7 +26651,7 @@
           <w:color w:val="6E7B77"/>
           <w:sz w:val="17"/>
         </w:rPr>
-        <w:t>Table C.6 — the divergence. The two largest gaps in the panel are both explained by ONE thing, and it is not an assumption about the business: Expert 1 states a value at 2028E while the other two state one today. The third row is measured the same way, and the measurement OVERTURNED the label this table first carried. Discounting Expert 2's own cash flows on the WEIGHTED rate rather than the cost of equity's glide gives EGP 9.77 — so the price of time is worth only EGP 0.43 of a 2.98 gap, about 14% of it. What carries the rest is the BRIDGE: Expert 3 adds the net cash at face and Expert 2 does not. The last row carries no residual because there is no single driver to remove: the median IS one of these three constructions and the primary lens is a fourth read of the same statements.</w:t>
+        <w:t>Table C.6 — the divergence. The two largest gaps in the panel are both explained by ONE thing, and it is not an assumption about the business: Expert 1 states a value at 2028E while the other two state one today. The third row is measured the same way, and the measurement OVERTURNED the label this table first carried. Discounting Expert 2's own cash flows on the WEIGHTED rate rather than the cost of equity's glide gives EGP 15.80 — so the price of time is worth only EGP 0.72 of a 3.37 gap, about 21% of it. What carries the rest is the BRIDGE: Expert 3 adds the net cash at face and Expert 2 does not. The last row carries no residual because there is no single driver to remove: the median IS one of these three constructions and the primary lens is a fourth read of the same statements.</w:t>
       </w:r>
     </w:p>
     <w:p>
@@ -26843,7 +26843,7 @@
                 <w:color w:val="1C3A36"/>
                 <w:sz w:val="17"/>
               </w:rPr>
-              <w:t>14.50</w:t>
+              <w:t>21.26</w:t>
             </w:r>
           </w:p>
         </w:tc>
@@ -26861,7 +26861,7 @@
                 <w:color w:val="1C3A36"/>
                 <w:sz w:val="17"/>
               </w:rPr>
-              <w:t>10.35–19.67</w:t>
+              <w:t>15.18–28.85</w:t>
             </w:r>
           </w:p>
         </w:tc>
@@ -26879,7 +26879,7 @@
                 <w:color w:val="1C3A36"/>
                 <w:sz w:val="17"/>
               </w:rPr>
-              <w:t>7.4%</w:t>
+              <w:t>57.5%</w:t>
             </w:r>
           </w:p>
         </w:tc>
@@ -26933,7 +26933,7 @@
                 <w:color w:val="1C3A36"/>
                 <w:sz w:val="17"/>
               </w:rPr>
-              <w:t>9.34</w:t>
+              <w:t>15.07</w:t>
             </w:r>
           </w:p>
         </w:tc>
@@ -26951,7 +26951,7 @@
                 <w:color w:val="1C3A36"/>
                 <w:sz w:val="17"/>
               </w:rPr>
-              <w:t>0.58–19.86</w:t>
+              <w:t>0.58–19.88</w:t>
             </w:r>
           </w:p>
         </w:tc>
@@ -26969,7 +26969,7 @@
                 <w:color w:val="1C3A36"/>
                 <w:sz w:val="17"/>
               </w:rPr>
-              <w:t>-30.8%</w:t>
+              <w:t>11.7%</w:t>
             </w:r>
           </w:p>
         </w:tc>
@@ -27023,7 +27023,7 @@
                 <w:color w:val="1C3A36"/>
                 <w:sz w:val="17"/>
               </w:rPr>
-              <w:t>12.32</w:t>
+              <w:t>18.44</w:t>
             </w:r>
           </w:p>
         </w:tc>
@@ -27041,7 +27041,7 @@
                 <w:color w:val="1C3A36"/>
                 <w:sz w:val="17"/>
               </w:rPr>
-              <w:t>0.88–24.62</w:t>
+              <w:t>0.88–24.64</w:t>
             </w:r>
           </w:p>
         </w:tc>
@@ -27059,7 +27059,7 @@
                 <w:color w:val="1C3A36"/>
                 <w:sz w:val="17"/>
               </w:rPr>
-              <w:t>-8.8%</w:t>
+              <w:t>36.6%</w:t>
             </w:r>
           </w:p>
         </w:tc>
@@ -27119,7 +27119,7 @@
                 <w:color w:val="1C3A36"/>
                 <w:sz w:val="17"/>
               </w:rPr>
-              <w:t>12.32</w:t>
+              <w:t>18.44</w:t>
             </w:r>
           </w:p>
         </w:tc>
@@ -27158,7 +27158,7 @@
                 <w:color w:val="1C3A36"/>
                 <w:sz w:val="17"/>
               </w:rPr>
-              <w:t>-8.8%</w:t>
+              <w:t>36.6%</w:t>
             </w:r>
           </w:p>
         </w:tc>
